--- a/TextBook/SOLID原則.docx
+++ b/TextBook/SOLID原則.docx
@@ -37,51 +37,50 @@
         </w:rPr>
         <w:t>※</w:t>
       </w:r>
-      <w:hyperlink w:anchor="動作環境" w:history="1">
-        <w:r>
-          <w:rPr>
-            <w:rStyle w:val="aa"/>
-            <w:rFonts w:hint="eastAsia"/>
-          </w:rPr>
-          <w:t>動</w:t>
-        </w:r>
-        <w:r>
-          <w:rPr>
-            <w:rStyle w:val="aa"/>
-            <w:rFonts w:hint="eastAsia"/>
-          </w:rPr>
-          <w:t>作</w:t>
-        </w:r>
-        <w:r>
-          <w:rPr>
-            <w:rStyle w:val="aa"/>
-            <w:rFonts w:hint="eastAsia"/>
-          </w:rPr>
-          <w:t>環境</w:t>
-        </w:r>
-      </w:hyperlink>
+      <w:r>
+        <w:fldChar w:fldCharType="begin"/>
+      </w:r>
+      <w:r>
+        <w:instrText>HYPERLINK \l "動作環境"</w:instrText>
+      </w:r>
+      <w:r>
+        <w:fldChar w:fldCharType="separate"/>
+      </w:r>
+      <w:r>
+        <w:rPr>
+          <w:rStyle w:val="aa"/>
+          <w:rFonts w:hint="eastAsia"/>
+        </w:rPr>
+        <w:t>動作環境</w:t>
+      </w:r>
+      <w:r>
+        <w:fldChar w:fldCharType="end"/>
+      </w:r>
       <w:r>
         <w:rPr>
           <w:rFonts w:hint="eastAsia"/>
         </w:rPr>
         <w:t>と</w:t>
       </w:r>
-      <w:hyperlink w:anchor="引用" w:history="1">
-        <w:r>
-          <w:rPr>
-            <w:rStyle w:val="aa"/>
-            <w:rFonts w:hint="eastAsia"/>
-          </w:rPr>
-          <w:t>引</w:t>
-        </w:r>
-        <w:r>
-          <w:rPr>
-            <w:rStyle w:val="aa"/>
-            <w:rFonts w:hint="eastAsia"/>
-          </w:rPr>
-          <w:t>用</w:t>
-        </w:r>
-      </w:hyperlink>
+      <w:r>
+        <w:fldChar w:fldCharType="begin"/>
+      </w:r>
+      <w:r>
+        <w:instrText>HYPERLINK \l "引用"</w:instrText>
+      </w:r>
+      <w:r>
+        <w:fldChar w:fldCharType="separate"/>
+      </w:r>
+      <w:r>
+        <w:rPr>
+          <w:rStyle w:val="aa"/>
+          <w:rFonts w:hint="eastAsia"/>
+        </w:rPr>
+        <w:t>引用</w:t>
+      </w:r>
+      <w:r>
+        <w:fldChar w:fldCharType="end"/>
+      </w:r>
       <w:r>
         <w:rPr>
           <w:rFonts w:hint="eastAsia"/>
@@ -101,242 +100,239 @@
     </w:p>
     <w:p>
       <w:r>
-        <w:t xml:space="preserve">1. </w:t>
-      </w:r>
-      <w:r>
+        <w:t>1. 初めに</w:t>
+      </w:r>
+    </w:p>
+    <w:p>
+      <w:r>
+        <w:t>2.</w:t>
+      </w:r>
+      <w:r>
+        <w:t xml:space="preserve"> </w:t>
+      </w:r>
+      <w:r>
+        <w:t>SOLID</w:t>
+      </w:r>
+      <w:r>
+        <w:rPr>
+          <w:rFonts w:hint="eastAsia"/>
+        </w:rPr>
+        <w:t>原則</w:t>
+      </w:r>
+      <w:r>
+        <w:t>を提唱した人</w:t>
+      </w:r>
+      <w:r>
+        <w:rPr>
+          <w:rFonts w:hint="eastAsia"/>
+        </w:rPr>
+        <w:t>「</w:t>
+      </w:r>
+      <w:r>
+        <w:t>ロバート・C・マーティン</w:t>
+      </w:r>
+      <w:r>
+        <w:rPr>
+          <w:rFonts w:hint="eastAsia"/>
+        </w:rPr>
+        <w:t>」</w:t>
+      </w:r>
+    </w:p>
+    <w:p>
+      <w:r>
+        <w:t>3.</w:t>
+      </w:r>
+      <w:r>
+        <w:t xml:space="preserve"> </w:t>
+      </w:r>
+      <w:r>
+        <w:rPr>
+          <w:rFonts w:hint="eastAsia"/>
+        </w:rPr>
+        <w:t>「</w:t>
+      </w:r>
+      <w:r>
+        <w:t>動くコード」と「良いコード」は違う</w:t>
+      </w:r>
+    </w:p>
+    <w:p>
+      <w:r>
+        <w:t>4.</w:t>
+      </w:r>
+      <w:r>
+        <w:t xml:space="preserve"> </w:t>
+      </w:r>
+      <w:r>
+        <w:t>SOLID</w:t>
+      </w:r>
+      <w:r>
+        <w:rPr>
+          <w:rFonts w:hint="eastAsia"/>
+        </w:rPr>
+        <w:t>原則</w:t>
+      </w:r>
+      <w:r>
+        <w:t>とは？</w:t>
+      </w:r>
+      <w:r>
+        <w:t xml:space="preserve"> </w:t>
+      </w:r>
+      <w:r>
+        <w:t>～5つの道具の地図～</w:t>
+      </w:r>
+    </w:p>
+    <w:p>
+      <w:r>
+        <w:t>5.</w:t>
+      </w:r>
+      <w:r>
+        <w:t xml:space="preserve"> </w:t>
+      </w:r>
+      <w:r>
+        <w:t>S</w:t>
+      </w:r>
+      <w:r>
+        <w:rPr>
+          <w:rFonts w:hint="eastAsia"/>
+        </w:rPr>
+        <w:t>「</w:t>
+      </w:r>
+      <w:r>
+        <w:t>単一責任の原則</w:t>
+      </w:r>
+      <w:r>
+        <w:rPr>
+          <w:rFonts w:hint="eastAsia"/>
+        </w:rPr>
+        <w:t>」</w:t>
+      </w:r>
+    </w:p>
+    <w:p>
+      <w:r>
+        <w:t>6.</w:t>
+      </w:r>
+      <w:r>
+        <w:t xml:space="preserve"> </w:t>
+      </w:r>
+      <w:r>
+        <w:t>O</w:t>
+      </w:r>
+      <w:r>
+        <w:rPr>
+          <w:rFonts w:hint="eastAsia"/>
+        </w:rPr>
+        <w:t>「</w:t>
+      </w:r>
+      <w:r>
+        <w:t>開放閉鎖の原則</w:t>
+      </w:r>
+      <w:r>
+        <w:rPr>
+          <w:rFonts w:hint="eastAsia"/>
+        </w:rPr>
+        <w:t>」</w:t>
+      </w:r>
+    </w:p>
+    <w:p>
+      <w:r>
+        <w:t>7.</w:t>
+      </w:r>
+      <w:r>
+        <w:t xml:space="preserve"> </w:t>
+      </w:r>
+      <w:r>
+        <w:t>L</w:t>
+      </w:r>
+      <w:r>
+        <w:rPr>
+          <w:rFonts w:hint="eastAsia"/>
+        </w:rPr>
+        <w:t>「</w:t>
+      </w:r>
+      <w:r>
+        <w:t>リスコフの置換原則</w:t>
+      </w:r>
+      <w:r>
+        <w:rPr>
+          <w:rFonts w:hint="eastAsia"/>
+        </w:rPr>
+        <w:t>」</w:t>
+      </w:r>
+    </w:p>
+    <w:p>
+      <w:r>
+        <w:t>8.</w:t>
+      </w:r>
+      <w:r>
+        <w:t xml:space="preserve"> </w:t>
+      </w:r>
+      <w:r>
+        <w:t>I</w:t>
+      </w:r>
+      <w:r>
+        <w:rPr>
+          <w:rFonts w:hint="eastAsia"/>
+        </w:rPr>
+        <w:t>「</w:t>
+      </w:r>
+      <w:r>
+        <w:t>インターフェース分離の原則</w:t>
+      </w:r>
+      <w:r>
+        <w:rPr>
+          <w:rFonts w:hint="eastAsia"/>
+        </w:rPr>
+        <w:t>」</w:t>
+      </w:r>
+    </w:p>
+    <w:p>
+      <w:r>
+        <w:t>9.</w:t>
+      </w:r>
+      <w:r>
+        <w:t xml:space="preserve"> </w:t>
+      </w:r>
+      <w:r>
+        <w:t>D</w:t>
+      </w:r>
+      <w:r>
+        <w:rPr>
+          <w:rFonts w:hint="eastAsia"/>
+        </w:rPr>
+        <w:t>「</w:t>
+      </w:r>
+      <w:r>
+        <w:t>依存性逆転の原則</w:t>
+      </w:r>
+      <w:r>
+        <w:rPr>
+          <w:rFonts w:hint="eastAsia"/>
+        </w:rPr>
+        <w:t>」</w:t>
+      </w:r>
+    </w:p>
+    <w:p>
+      <w:r>
+        <w:t>10</w:t>
+      </w:r>
+      <w:r>
+        <w:t xml:space="preserve">. </w:t>
+      </w:r>
+      <w:r>
+        <w:t>まとめ</w:t>
+      </w:r>
+    </w:p>
+    <w:p/>
+    <w:p>
+      <w:r>
+        <w:rPr>
+          <w:b/>
+          <w:sz w:val="28"/>
+        </w:rPr>
         <w:t>初めに</w:t>
       </w:r>
     </w:p>
     <w:p>
-      <w:r>
-        <w:t>2.</w:t>
-      </w:r>
-      <w:r>
-        <w:t xml:space="preserve"> </w:t>
-      </w:r>
-      <w:r>
-        <w:t>SOLID</w:t>
-      </w:r>
-      <w:r>
-        <w:rPr>
-          <w:rFonts w:hint="eastAsia"/>
-        </w:rPr>
-        <w:t>原則</w:t>
-      </w:r>
-      <w:r>
-        <w:t>を提唱した人</w:t>
-      </w:r>
-      <w:r>
-        <w:rPr>
-          <w:rFonts w:hint="eastAsia"/>
-        </w:rPr>
-        <w:t>「</w:t>
-      </w:r>
-      <w:r>
-        <w:t>ロバート・C・マーティン</w:t>
-      </w:r>
-      <w:r>
-        <w:rPr>
-          <w:rFonts w:hint="eastAsia"/>
-        </w:rPr>
-        <w:t>」</w:t>
-      </w:r>
-    </w:p>
-    <w:p>
-      <w:r>
-        <w:t>3.</w:t>
-      </w:r>
-      <w:r>
-        <w:t xml:space="preserve"> </w:t>
-      </w:r>
-      <w:r>
-        <w:rPr>
-          <w:rFonts w:hint="eastAsia"/>
-        </w:rPr>
-        <w:t>「</w:t>
-      </w:r>
-      <w:r>
-        <w:t>動くコード」と「良いコード」は違う</w:t>
-      </w:r>
-    </w:p>
-    <w:p>
-      <w:r>
-        <w:t>4.</w:t>
-      </w:r>
-      <w:r>
-        <w:t xml:space="preserve"> </w:t>
-      </w:r>
-      <w:r>
-        <w:t>SOLID</w:t>
-      </w:r>
-      <w:r>
-        <w:rPr>
-          <w:rFonts w:hint="eastAsia"/>
-        </w:rPr>
-        <w:t>原則</w:t>
-      </w:r>
-      <w:r>
-        <w:t>とは？</w:t>
-      </w:r>
-      <w:r>
-        <w:t xml:space="preserve"> </w:t>
-      </w:r>
-      <w:r>
-        <w:t>～5つの道具の地図～</w:t>
-      </w:r>
-    </w:p>
-    <w:p>
-      <w:r>
-        <w:t>5.</w:t>
-      </w:r>
-      <w:r>
-        <w:t xml:space="preserve"> </w:t>
-      </w:r>
-      <w:r>
-        <w:t>S</w:t>
-      </w:r>
-      <w:r>
-        <w:rPr>
-          <w:rFonts w:hint="eastAsia"/>
-        </w:rPr>
-        <w:t>「</w:t>
-      </w:r>
-      <w:r>
-        <w:t>単一責任の原則</w:t>
-      </w:r>
-      <w:r>
-        <w:rPr>
-          <w:rFonts w:hint="eastAsia"/>
-        </w:rPr>
-        <w:t>」</w:t>
-      </w:r>
-    </w:p>
-    <w:p>
-      <w:r>
-        <w:t>6.</w:t>
-      </w:r>
-      <w:r>
-        <w:t xml:space="preserve"> </w:t>
-      </w:r>
-      <w:r>
-        <w:t>O</w:t>
-      </w:r>
-      <w:r>
-        <w:rPr>
-          <w:rFonts w:hint="eastAsia"/>
-        </w:rPr>
-        <w:t>「</w:t>
-      </w:r>
-      <w:r>
-        <w:t>開放閉鎖の原則</w:t>
-      </w:r>
-      <w:r>
-        <w:rPr>
-          <w:rFonts w:hint="eastAsia"/>
-        </w:rPr>
-        <w:t>」</w:t>
-      </w:r>
-    </w:p>
-    <w:p>
-      <w:r>
-        <w:t>7.</w:t>
-      </w:r>
-      <w:r>
-        <w:t xml:space="preserve"> </w:t>
-      </w:r>
-      <w:r>
-        <w:t>L</w:t>
-      </w:r>
-      <w:r>
-        <w:rPr>
-          <w:rFonts w:hint="eastAsia"/>
-        </w:rPr>
-        <w:t>「</w:t>
-      </w:r>
-      <w:r>
-        <w:t>リスコフの置換原則</w:t>
-      </w:r>
-      <w:r>
-        <w:rPr>
-          <w:rFonts w:hint="eastAsia"/>
-        </w:rPr>
-        <w:t>」</w:t>
-      </w:r>
-    </w:p>
-    <w:p>
-      <w:r>
-        <w:t>8.</w:t>
-      </w:r>
-      <w:r>
-        <w:t xml:space="preserve"> </w:t>
-      </w:r>
-      <w:r>
-        <w:t>I</w:t>
-      </w:r>
-      <w:r>
-        <w:rPr>
-          <w:rFonts w:hint="eastAsia"/>
-        </w:rPr>
-        <w:t>「</w:t>
-      </w:r>
-      <w:r>
-        <w:t>インターフェース分離の原則</w:t>
-      </w:r>
-      <w:r>
-        <w:rPr>
-          <w:rFonts w:hint="eastAsia"/>
-        </w:rPr>
-        <w:t>」</w:t>
-      </w:r>
-    </w:p>
-    <w:p>
-      <w:r>
-        <w:t>9.</w:t>
-      </w:r>
-      <w:r>
-        <w:t xml:space="preserve"> </w:t>
-      </w:r>
-      <w:r>
-        <w:t>D</w:t>
-      </w:r>
-      <w:r>
-        <w:rPr>
-          <w:rFonts w:hint="eastAsia"/>
-        </w:rPr>
-        <w:t>「</w:t>
-      </w:r>
-      <w:r>
-        <w:t>依存性逆転の原則</w:t>
-      </w:r>
-      <w:r>
-        <w:rPr>
-          <w:rFonts w:hint="eastAsia"/>
-        </w:rPr>
-        <w:t>」</w:t>
-      </w:r>
-    </w:p>
-    <w:p>
-      <w:r>
-        <w:t>10</w:t>
-      </w:r>
-      <w:r>
-        <w:t xml:space="preserve">. </w:t>
-      </w:r>
-      <w:r>
-        <w:t>まとめ</w:t>
-      </w:r>
-    </w:p>
-    <w:p/>
-    <w:p>
-      <w:r>
-        <w:rPr>
-          <w:b/>
-          <w:sz w:val="28"/>
-        </w:rPr>
-        <w:t>初めに</w:t>
-      </w:r>
-    </w:p>
-    <w:p>
       <w:pPr>
         <w:ind w:firstLineChars="50" w:firstLine="105"/>
       </w:pPr>
@@ -370,13 +366,7 @@
         <w:rPr>
           <w:rFonts w:hint="eastAsia"/>
         </w:rPr>
-        <w:t>例えば、</w:t>
-      </w:r>
-      <w:r>
-        <w:rPr>
-          <w:rFonts w:hint="eastAsia"/>
-        </w:rPr>
-        <w:t>「</w:t>
+        <w:t>例えば、「</w:t>
       </w:r>
       <w:r>
         <w:t>勇者に新しいスキルを1つ足すだけ」のはずが、</w:t>
@@ -700,9 +690,6 @@
     <w:p>
       <w:pPr>
         <w:jc w:val="center"/>
-        <w:rPr>
-          <w:rFonts w:hint="eastAsia"/>
-        </w:rPr>
       </w:pPr>
       <w:r>
         <w:rPr>
@@ -774,35 +761,7 @@
             <w:rStyle w:val="aa"/>
             <w:b/>
           </w:rPr>
-          <w:t>https://agilemanifesto.org/iso/ja/manif</w:t>
-        </w:r>
-        <w:r>
-          <w:rPr>
-            <w:rStyle w:val="aa"/>
-            <w:b/>
-          </w:rPr>
-          <w:t>e</w:t>
-        </w:r>
-        <w:r>
-          <w:rPr>
-            <w:rStyle w:val="aa"/>
-            <w:b/>
-          </w:rPr>
-          <w:t>sto</w:t>
-        </w:r>
-        <w:r>
-          <w:rPr>
-            <w:rStyle w:val="aa"/>
-            <w:b/>
-          </w:rPr>
-          <w:t>.</w:t>
-        </w:r>
-        <w:r>
-          <w:rPr>
-            <w:rStyle w:val="aa"/>
-            <w:b/>
-          </w:rPr>
-          <w:t>html</w:t>
+          <w:t>https://agilemanifesto.org/iso/ja/manifesto.html</w:t>
         </w:r>
       </w:hyperlink>
       <w:r>
@@ -854,7 +813,7 @@
           <w:noProof/>
         </w:rPr>
         <w:drawing>
-          <wp:inline distT="0" distB="0" distL="0" distR="0" wp14:anchorId="37068902" wp14:editId="60301CD0">
+          <wp:inline distT="0" distB="0" distL="0" distR="0" wp14:anchorId="37068902" wp14:editId="76685E78">
             <wp:extent cx="2388999" cy="2388999"/>
             <wp:effectExtent l="0" t="0" r="0" b="0"/>
             <wp:docPr id="345515224" name="図 2"/>
@@ -988,7 +947,6 @@
     <w:p>
       <w:pPr>
         <w:rPr>
-          <w:rFonts w:hint="eastAsia"/>
           <w:b/>
         </w:rPr>
       </w:pPr>
@@ -1018,7 +976,6 @@
     <w:p>
       <w:pPr>
         <w:rPr>
-          <w:rFonts w:hint="eastAsia"/>
           <w:bCs/>
         </w:rPr>
       </w:pPr>
@@ -1033,6 +990,39 @@
           <w:rFonts w:hint="eastAsia"/>
           <w:bCs/>
         </w:rPr>
+        <w:t>・・・ロバート・</w:t>
+      </w:r>
+      <w:r>
+        <w:rPr>
+          <w:bCs/>
+        </w:rPr>
+        <w:t>C</w:t>
+      </w:r>
+      <w:r>
+        <w:rPr>
+          <w:rFonts w:hint="eastAsia"/>
+          <w:bCs/>
+        </w:rPr>
+        <w:t>・マーティン提唱</w:t>
+      </w:r>
+    </w:p>
+    <w:p>
+      <w:pPr>
+        <w:rPr>
+          <w:bCs/>
+        </w:rPr>
+      </w:pPr>
+      <w:r>
+        <w:rPr>
+          <w:bCs/>
+        </w:rPr>
+        <w:t>O</w:t>
+      </w:r>
+      <w:r>
+        <w:rPr>
+          <w:rFonts w:hint="eastAsia"/>
+          <w:bCs/>
+        </w:rPr>
         <w:t>・・・</w:t>
       </w:r>
       <w:r>
@@ -1040,234 +1030,316 @@
           <w:rFonts w:hint="eastAsia"/>
           <w:bCs/>
         </w:rPr>
+        <w:t>バートランド・メイヤー提唱</w:t>
+      </w:r>
+    </w:p>
+    <w:p>
+      <w:pPr>
+        <w:rPr>
+          <w:bCs/>
+        </w:rPr>
+      </w:pPr>
+      <w:r>
+        <w:rPr>
+          <w:bCs/>
+        </w:rPr>
+        <w:t>L</w:t>
+      </w:r>
+      <w:r>
+        <w:rPr>
+          <w:rFonts w:hint="eastAsia"/>
+          <w:bCs/>
+        </w:rPr>
+        <w:t>・・・</w:t>
+      </w:r>
+      <w:r>
+        <w:rPr>
+          <w:rFonts w:hint="eastAsia"/>
+          <w:bCs/>
+        </w:rPr>
+        <w:t>バーバラ・リスコフ提唱</w:t>
+      </w:r>
+    </w:p>
+    <w:p>
+      <w:pPr>
+        <w:rPr>
+          <w:bCs/>
+        </w:rPr>
+      </w:pPr>
+      <w:r>
+        <w:rPr>
+          <w:bCs/>
+        </w:rPr>
+        <w:t>I</w:t>
+      </w:r>
+      <w:r>
+        <w:rPr>
+          <w:rFonts w:hint="eastAsia"/>
+          <w:bCs/>
+        </w:rPr>
+        <w:t>・・・ロバート・</w:t>
+      </w:r>
+      <w:r>
+        <w:rPr>
+          <w:bCs/>
+        </w:rPr>
+        <w:t>C</w:t>
+      </w:r>
+      <w:r>
+        <w:rPr>
+          <w:rFonts w:hint="eastAsia"/>
+          <w:bCs/>
+        </w:rPr>
+        <w:t>・マーティン提唱</w:t>
+      </w:r>
+    </w:p>
+    <w:p>
+      <w:pPr>
+        <w:rPr>
+          <w:bCs/>
+        </w:rPr>
+      </w:pPr>
+      <w:r>
+        <w:rPr>
+          <w:bCs/>
+        </w:rPr>
+        <w:t>D</w:t>
+      </w:r>
+      <w:r>
+        <w:rPr>
+          <w:rFonts w:hint="eastAsia"/>
+          <w:bCs/>
+        </w:rPr>
+        <w:t>・・・ロバート・</w:t>
+      </w:r>
+      <w:r>
+        <w:rPr>
+          <w:bCs/>
+        </w:rPr>
+        <w:t>C</w:t>
+      </w:r>
+      <w:r>
+        <w:rPr>
+          <w:rFonts w:hint="eastAsia"/>
+          <w:bCs/>
+        </w:rPr>
+        <w:t>・マーティン提唱</w:t>
+      </w:r>
+    </w:p>
+    <w:p>
+      <w:r>
+        <w:t>SOLID</w:t>
+      </w:r>
+      <w:r>
+        <w:rPr>
+          <w:rFonts w:hint="eastAsia"/>
+        </w:rPr>
+        <w:t>という頭字語を命名した人・・・マイケル・フェザーズ命名</w:t>
+      </w:r>
+    </w:p>
+    <w:p>
+      <w:r>
+        <w:rPr>
+          <w:rFonts w:hint="eastAsia"/>
+        </w:rPr>
         <w:t>ロバート・</w:t>
       </w:r>
       <w:r>
+        <w:t>C</w:t>
+      </w:r>
+      <w:r>
+        <w:rPr>
+          <w:rFonts w:hint="eastAsia"/>
+        </w:rPr>
+        <w:t>・マーティンはこれらを</w:t>
+      </w:r>
+      <w:r>
+        <w:t>1</w:t>
+      </w:r>
+      <w:r>
+        <w:rPr>
+          <w:rFonts w:hint="eastAsia"/>
+        </w:rPr>
+        <w:t>つの体系としてまとめ、世界中に普及させるという貢献をしました。</w:t>
+      </w:r>
+    </w:p>
+    <w:p/>
+    <w:p>
+      <w:pPr>
         <w:rPr>
           <w:bCs/>
         </w:rPr>
-        <w:t>C</w:t>
+      </w:pPr>
+      <w:r>
+        <w:rPr>
+          <w:rFonts w:hint="eastAsia"/>
+        </w:rPr>
+        <w:t>写真</w:t>
+      </w:r>
+      <w:r>
+        <w:rPr>
+          <w:rFonts w:hint="eastAsia"/>
+        </w:rPr>
+        <w:t>）</w:t>
+      </w:r>
+      <w:r>
+        <w:rPr>
+          <w:rFonts w:hint="eastAsia"/>
+        </w:rPr>
+        <w:t>左：</w:t>
       </w:r>
       <w:r>
         <w:rPr>
           <w:rFonts w:hint="eastAsia"/>
           <w:bCs/>
         </w:rPr>
-        <w:t>・マーティン</w:t>
-      </w:r>
+        <w:t>バートランド・メイヤー</w:t>
+      </w:r>
+    </w:p>
+    <w:p>
+      <w:pPr>
+        <w:ind w:firstLineChars="300" w:firstLine="630"/>
+      </w:pPr>
       <w:r>
         <w:rPr>
           <w:rFonts w:hint="eastAsia"/>
           <w:bCs/>
         </w:rPr>
-        <w:t>提唱</w:t>
-      </w:r>
-    </w:p>
-    <w:p>
-      <w:pPr>
+        <w:t>右：</w:t>
+      </w:r>
+      <w:r>
         <w:rPr>
           <w:rFonts w:hint="eastAsia"/>
           <w:bCs/>
         </w:rPr>
-      </w:pPr>
-      <w:r>
-        <w:rPr>
+        <w:t>バーバラ・リスコフ</w:t>
+      </w:r>
+    </w:p>
+    <w:p>
+      <w:r>
+        <w:rPr>
+          <w:noProof/>
+        </w:rPr>
+        <w:drawing>
+          <wp:inline distT="0" distB="0" distL="0" distR="0" wp14:anchorId="50C7B0C3" wp14:editId="6213DC09">
+            <wp:extent cx="1219200" cy="1663700"/>
+            <wp:effectExtent l="0" t="0" r="0" b="0"/>
+            <wp:docPr id="107899832" name="図 6"/>
+            <wp:cNvGraphicFramePr>
+              <a:graphicFrameLocks xmlns:a="http://schemas.openxmlformats.org/drawingml/2006/main" noChangeAspect="1"/>
+            </wp:cNvGraphicFramePr>
+            <a:graphic xmlns:a="http://schemas.openxmlformats.org/drawingml/2006/main">
+              <a:graphicData uri="http://schemas.openxmlformats.org/drawingml/2006/picture">
+                <pic:pic xmlns:pic="http://schemas.openxmlformats.org/drawingml/2006/picture">
+                  <pic:nvPicPr>
+                    <pic:cNvPr id="107899832" name="図 107899832"/>
+                    <pic:cNvPicPr/>
+                  </pic:nvPicPr>
+                  <pic:blipFill>
+                    <a:blip r:embed="rId12">
+                      <a:extLst>
+                        <a:ext uri="{28A0092B-C50C-407E-A947-70E740481C1C}">
+                          <a14:useLocalDpi xmlns:a14="http://schemas.microsoft.com/office/drawing/2010/main" val="0"/>
+                        </a:ext>
+                      </a:extLst>
+                    </a:blip>
+                    <a:stretch>
+                      <a:fillRect/>
+                    </a:stretch>
+                  </pic:blipFill>
+                  <pic:spPr>
+                    <a:xfrm>
+                      <a:off x="0" y="0"/>
+                      <a:ext cx="1219200" cy="1663700"/>
+                    </a:xfrm>
+                    <a:prstGeom prst="rect">
+                      <a:avLst/>
+                    </a:prstGeom>
+                  </pic:spPr>
+                </pic:pic>
+              </a:graphicData>
+            </a:graphic>
+          </wp:inline>
+        </w:drawing>
+      </w:r>
+      <w:r>
+        <w:rPr>
+          <w:noProof/>
+        </w:rPr>
+        <w:drawing>
+          <wp:inline distT="0" distB="0" distL="0" distR="0" wp14:anchorId="4A50E63B" wp14:editId="595FFD47">
+            <wp:extent cx="1206500" cy="1689100"/>
+            <wp:effectExtent l="0" t="0" r="0" b="0"/>
+            <wp:docPr id="792819973" name="図 7"/>
+            <wp:cNvGraphicFramePr>
+              <a:graphicFrameLocks xmlns:a="http://schemas.openxmlformats.org/drawingml/2006/main" noChangeAspect="1"/>
+            </wp:cNvGraphicFramePr>
+            <a:graphic xmlns:a="http://schemas.openxmlformats.org/drawingml/2006/main">
+              <a:graphicData uri="http://schemas.openxmlformats.org/drawingml/2006/picture">
+                <pic:pic xmlns:pic="http://schemas.openxmlformats.org/drawingml/2006/picture">
+                  <pic:nvPicPr>
+                    <pic:cNvPr id="792819973" name="図 792819973"/>
+                    <pic:cNvPicPr/>
+                  </pic:nvPicPr>
+                  <pic:blipFill>
+                    <a:blip r:embed="rId13">
+                      <a:extLst>
+                        <a:ext uri="{28A0092B-C50C-407E-A947-70E740481C1C}">
+                          <a14:useLocalDpi xmlns:a14="http://schemas.microsoft.com/office/drawing/2010/main" val="0"/>
+                        </a:ext>
+                      </a:extLst>
+                    </a:blip>
+                    <a:stretch>
+                      <a:fillRect/>
+                    </a:stretch>
+                  </pic:blipFill>
+                  <pic:spPr>
+                    <a:xfrm>
+                      <a:off x="0" y="0"/>
+                      <a:ext cx="1206500" cy="1689100"/>
+                    </a:xfrm>
+                    <a:prstGeom prst="rect">
+                      <a:avLst/>
+                    </a:prstGeom>
+                  </pic:spPr>
+                </pic:pic>
+              </a:graphicData>
+            </a:graphic>
+          </wp:inline>
+        </w:drawing>
+      </w:r>
+    </w:p>
+    <w:p>
+      <w:pPr>
+        <w:rPr>
+          <w:rFonts w:hint="eastAsia"/>
+        </w:rPr>
+      </w:pPr>
+    </w:p>
+    <w:p>
+      <w:pPr>
+        <w:rPr>
+          <w:b/>
           <w:bCs/>
         </w:rPr>
-        <w:t>O</w:t>
-      </w:r>
-      <w:r>
-        <w:rPr>
-          <w:rFonts w:hint="eastAsia"/>
+      </w:pPr>
+      <w:r>
+        <w:rPr>
+          <w:rFonts w:hint="eastAsia"/>
+          <w:b/>
           <w:bCs/>
         </w:rPr>
-        <w:t>・・・</w:t>
-      </w:r>
-      <w:r>
-        <w:rPr>
-          <w:rFonts w:hint="eastAsia"/>
+        <w:t>【アジャイルソフトウェア開発宣言】</w:t>
+      </w:r>
+    </w:p>
+    <w:p>
+      <w:pPr>
+        <w:rPr>
+          <w:b/>
           <w:bCs/>
         </w:rPr>
-        <w:t>バートランド・メイヤー提唱</w:t>
-      </w:r>
-    </w:p>
-    <w:p>
-      <w:pPr>
-        <w:rPr>
-          <w:bCs/>
-        </w:rPr>
-      </w:pPr>
-      <w:r>
-        <w:rPr>
-          <w:bCs/>
-        </w:rPr>
-        <w:t>L</w:t>
-      </w:r>
-      <w:r>
-        <w:rPr>
-          <w:rFonts w:hint="eastAsia"/>
-          <w:bCs/>
-        </w:rPr>
-        <w:t>・・・</w:t>
-      </w:r>
-      <w:r>
-        <w:rPr>
-          <w:rFonts w:hint="eastAsia"/>
-          <w:bCs/>
-        </w:rPr>
-        <w:t>バーバラ・リスコフ提唱</w:t>
-      </w:r>
-    </w:p>
-    <w:p>
-      <w:pPr>
-        <w:rPr>
-          <w:bCs/>
-        </w:rPr>
-      </w:pPr>
-      <w:r>
-        <w:rPr>
-          <w:bCs/>
-        </w:rPr>
-        <w:t>I</w:t>
-      </w:r>
-      <w:r>
-        <w:rPr>
-          <w:rFonts w:hint="eastAsia"/>
-          <w:bCs/>
-        </w:rPr>
-        <w:t>・・・</w:t>
-      </w:r>
-      <w:r>
-        <w:rPr>
-          <w:rFonts w:hint="eastAsia"/>
-          <w:bCs/>
-        </w:rPr>
-        <w:t>ロバート・</w:t>
-      </w:r>
-      <w:r>
-        <w:rPr>
-          <w:bCs/>
-        </w:rPr>
-        <w:t>C</w:t>
-      </w:r>
-      <w:r>
-        <w:rPr>
-          <w:rFonts w:hint="eastAsia"/>
-          <w:bCs/>
-        </w:rPr>
-        <w:t>・マーティン</w:t>
-      </w:r>
-      <w:r>
-        <w:rPr>
-          <w:rFonts w:hint="eastAsia"/>
-          <w:bCs/>
-        </w:rPr>
-        <w:t>提唱</w:t>
-      </w:r>
-    </w:p>
-    <w:p>
-      <w:pPr>
-        <w:rPr>
-          <w:rFonts w:hint="eastAsia"/>
-          <w:bCs/>
-        </w:rPr>
-      </w:pPr>
-      <w:r>
-        <w:rPr>
-          <w:bCs/>
-        </w:rPr>
-        <w:t>D</w:t>
-      </w:r>
-      <w:r>
-        <w:rPr>
-          <w:rFonts w:hint="eastAsia"/>
-          <w:bCs/>
-        </w:rPr>
-        <w:t>・・・</w:t>
-      </w:r>
-      <w:r>
-        <w:rPr>
-          <w:rFonts w:hint="eastAsia"/>
-          <w:bCs/>
-        </w:rPr>
-        <w:t>ロバート・</w:t>
-      </w:r>
-      <w:r>
-        <w:rPr>
-          <w:bCs/>
-        </w:rPr>
-        <w:t>C</w:t>
-      </w:r>
-      <w:r>
-        <w:rPr>
-          <w:rFonts w:hint="eastAsia"/>
-          <w:bCs/>
-        </w:rPr>
-        <w:t>・マーティン提唱</w:t>
-      </w:r>
-    </w:p>
-    <w:p>
-      <w:r>
-        <w:t>SOLID</w:t>
-      </w:r>
-      <w:r>
-        <w:rPr>
-          <w:rFonts w:hint="eastAsia"/>
-        </w:rPr>
-        <w:t>という頭字語を命名した人・・・マイケル・フェザーズ命名</w:t>
-      </w:r>
-    </w:p>
-    <w:p>
-      <w:r>
-        <w:rPr>
-          <w:rFonts w:hint="eastAsia"/>
-        </w:rPr>
-        <w:t>ロバート・</w:t>
-      </w:r>
-      <w:r>
-        <w:t>C</w:t>
-      </w:r>
-      <w:r>
-        <w:rPr>
-          <w:rFonts w:hint="eastAsia"/>
-        </w:rPr>
-        <w:t>・マーティンはこれらを</w:t>
-      </w:r>
-      <w:r>
-        <w:t>1</w:t>
-      </w:r>
-      <w:r>
-        <w:rPr>
-          <w:rFonts w:hint="eastAsia"/>
-        </w:rPr>
-        <w:t>つの体系としてまとめ、世界中に普及させるという貢献をしました。</w:t>
-      </w:r>
-    </w:p>
-    <w:p/>
-    <w:p>
-      <w:pPr>
-        <w:rPr>
-          <w:b/>
-          <w:bCs/>
-        </w:rPr>
-      </w:pPr>
-      <w:r>
-        <w:rPr>
-          <w:rFonts w:hint="eastAsia"/>
-          <w:b/>
-          <w:bCs/>
-        </w:rPr>
-        <w:t>【アジャイルソフトウェア開発宣言】</w:t>
-      </w:r>
-    </w:p>
-    <w:p>
-      <w:pPr>
-        <w:rPr>
-          <w:b/>
-          <w:bCs/>
-        </w:rPr>
-      </w:pPr>
-      <w:hyperlink r:id="rId12" w:history="1">
+      </w:pPr>
+      <w:hyperlink r:id="rId14" w:history="1">
         <w:r>
           <w:rPr>
             <w:rStyle w:val="aa"/>
@@ -1354,11 +1426,6 @@
             <w:tcW w:w="4247" w:type="dxa"/>
           </w:tcPr>
           <w:p>
-            <w:pPr>
-              <w:rPr>
-                <w:rFonts w:hint="eastAsia"/>
-              </w:rPr>
-            </w:pPr>
             <w:r>
               <w:rPr>
                 <w:rFonts w:hint="eastAsia"/>
@@ -1372,11 +1439,6 @@
             <w:tcW w:w="4247" w:type="dxa"/>
           </w:tcPr>
           <w:p>
-            <w:pPr>
-              <w:rPr>
-                <w:rFonts w:hint="eastAsia"/>
-              </w:rPr>
-            </w:pPr>
             <w:r>
               <w:rPr>
                 <w:rFonts w:hint="eastAsia"/>
@@ -1395,11 +1457,6 @@
             <w:tcW w:w="4247" w:type="dxa"/>
           </w:tcPr>
           <w:p>
-            <w:pPr>
-              <w:rPr>
-                <w:rFonts w:hint="eastAsia"/>
-              </w:rPr>
-            </w:pPr>
             <w:r>
               <w:rPr>
                 <w:rFonts w:hint="eastAsia"/>
@@ -1431,11 +1488,6 @@
             <w:tcW w:w="4247" w:type="dxa"/>
           </w:tcPr>
           <w:p>
-            <w:pPr>
-              <w:rPr>
-                <w:rFonts w:hint="eastAsia"/>
-              </w:rPr>
-            </w:pPr>
             <w:r>
               <w:rPr>
                 <w:rFonts w:hint="eastAsia"/>
@@ -1454,11 +1506,6 @@
             <w:tcW w:w="4247" w:type="dxa"/>
           </w:tcPr>
           <w:p>
-            <w:pPr>
-              <w:rPr>
-                <w:rFonts w:hint="eastAsia"/>
-              </w:rPr>
-            </w:pPr>
             <w:r>
               <w:rPr>
                 <w:rFonts w:hint="eastAsia"/>
@@ -1472,11 +1519,6 @@
             <w:tcW w:w="4247" w:type="dxa"/>
           </w:tcPr>
           <w:p>
-            <w:pPr>
-              <w:rPr>
-                <w:rFonts w:hint="eastAsia"/>
-              </w:rPr>
-            </w:pPr>
             <w:r>
               <w:rPr>
                 <w:rFonts w:hint="eastAsia"/>
@@ -1495,11 +1537,6 @@
             <w:tcW w:w="4247" w:type="dxa"/>
           </w:tcPr>
           <w:p>
-            <w:pPr>
-              <w:rPr>
-                <w:rFonts w:hint="eastAsia"/>
-              </w:rPr>
-            </w:pPr>
             <w:r>
               <w:rPr>
                 <w:rFonts w:hint="eastAsia"/>
@@ -1562,7 +1599,7 @@
           <w:bCs/>
         </w:rPr>
       </w:pPr>
-      <w:hyperlink r:id="rId13" w:history="1">
+      <w:hyperlink r:id="rId15" w:history="1">
         <w:r>
           <w:rPr>
             <w:rStyle w:val="aa"/>
@@ -1629,13 +1666,7 @@
         <w:t>も早く返ってくる。全部できてからリリースするより失敗のダメージが小さい。</w:t>
       </w:r>
     </w:p>
-    <w:p>
-      <w:pPr>
-        <w:rPr>
-          <w:rFonts w:hint="eastAsia"/>
-        </w:rPr>
-      </w:pPr>
-    </w:p>
+    <w:p/>
     <w:p>
       <w:pPr>
         <w:pStyle w:val="a9"/>
@@ -1648,7 +1679,14 @@
         <w:rPr>
           <w:rFonts w:hint="eastAsia"/>
         </w:rPr>
-        <w:t>要求の変更はたとえ開発の後期であっても歓迎する。変化を味方につけ、顧客の競争力を引き上げる。</w:t>
+        <w:t>要求の変更はたとえ開発の後期であっても歓迎する。変化を味方につけ、顧客の競争</w:t>
+      </w:r>
+      <w:r>
+        <w:rPr>
+          <w:rFonts w:hint="eastAsia"/>
+        </w:rPr>
+        <w:lastRenderedPageBreak/>
+        <w:t>力を引き上げる。</w:t>
       </w:r>
     </w:p>
     <w:p>
@@ -1667,13 +1705,7 @@
       </w:r>
     </w:p>
     <w:p/>
-    <w:p>
-      <w:pPr>
-        <w:rPr>
-          <w:rFonts w:hint="eastAsia"/>
-        </w:rPr>
-      </w:pPr>
-    </w:p>
+    <w:p/>
     <w:p>
       <w:pPr>
         <w:pStyle w:val="a9"/>
@@ -1725,13 +1757,7 @@
         <w:t>短く区切ると軌道修正しやすい。長期計画一本だと、間違った方向に進んでいても気付くのが遅れる。</w:t>
       </w:r>
     </w:p>
-    <w:p>
-      <w:pPr>
-        <w:rPr>
-          <w:rFonts w:hint="eastAsia"/>
-        </w:rPr>
-      </w:pPr>
-    </w:p>
+    <w:p/>
     <w:p>
       <w:pPr>
         <w:pStyle w:val="a9"/>
@@ -1762,14 +1788,7 @@
         <w:rPr>
           <w:rFonts w:hint="eastAsia"/>
         </w:rPr>
-        <w:t>と開発者は、プロジェクトを通して日々一緒に働</w:t>
-      </w:r>
-      <w:r>
-        <w:rPr>
-          <w:rFonts w:hint="eastAsia"/>
-        </w:rPr>
-        <w:lastRenderedPageBreak/>
-        <w:t>く。</w:t>
+        <w:t>と開発者は、プロジェクトを通して日々一緒に働く。</w:t>
       </w:r>
     </w:p>
     <w:p>
@@ -1787,13 +1806,7 @@
         <w:t>仕様書の受け渡しだけでは認識のずれが必ず生まれる。近くにいれば即座に確認・調整できる。</w:t>
       </w:r>
     </w:p>
-    <w:p>
-      <w:pPr>
-        <w:rPr>
-          <w:rFonts w:hint="eastAsia"/>
-        </w:rPr>
-      </w:pPr>
-    </w:p>
+    <w:p/>
     <w:p>
       <w:pPr>
         <w:pStyle w:val="a9"/>
@@ -1837,13 +1850,7 @@
         <w:t>マイクロマネジメント・・・上司や管理者が部下の仕事を細部まで逐一指示・監視・口出しする管理スタイル。</w:t>
       </w:r>
     </w:p>
-    <w:p>
-      <w:pPr>
-        <w:rPr>
-          <w:rFonts w:hint="eastAsia"/>
-        </w:rPr>
-      </w:pPr>
-    </w:p>
+    <w:p/>
     <w:p>
       <w:pPr>
         <w:pStyle w:val="a9"/>
@@ -1911,13 +1918,7 @@
         <w:t>も読み取れるためメリットが大きい。</w:t>
       </w:r>
     </w:p>
-    <w:p>
-      <w:pPr>
-        <w:rPr>
-          <w:rFonts w:hint="eastAsia"/>
-        </w:rPr>
-      </w:pPr>
-    </w:p>
+    <w:p/>
     <w:p>
       <w:pPr>
         <w:pStyle w:val="a9"/>
@@ -1934,11 +1935,6 @@
       </w:r>
     </w:p>
     <w:p>
-      <w:pPr>
-        <w:rPr>
-          <w:rFonts w:hint="eastAsia"/>
-        </w:rPr>
-      </w:pPr>
       <w:r>
         <w:rPr>
           <w:rFonts w:hint="eastAsia"/>
@@ -1990,11 +1986,6 @@
       </w:r>
     </w:p>
     <w:p>
-      <w:pPr>
-        <w:rPr>
-          <w:rFonts w:hint="eastAsia"/>
-        </w:rPr>
-      </w:pPr>
       <w:r>
         <w:rPr>
           <w:rFonts w:hint="eastAsia"/>
@@ -2016,6 +2007,7 @@
           <w:b/>
           <w:bCs/>
         </w:rPr>
+        <w:lastRenderedPageBreak/>
         <w:t>【アジャイル←→ウォーターフォール】</w:t>
       </w:r>
     </w:p>
@@ -2039,21 +2031,7 @@
           <w:rFonts w:hint="eastAsia"/>
           <w:color w:val="EE0000"/>
         </w:rPr>
-        <w:t>短いサイクルを何度も繰り返す</w:t>
-      </w:r>
-      <w:r>
-        <w:rPr>
-          <w:rFonts w:hint="eastAsia"/>
-          <w:color w:val="EE0000"/>
-        </w:rPr>
-        <w:t>←→</w:t>
-      </w:r>
-      <w:r>
-        <w:rPr>
-          <w:rFonts w:hint="eastAsia"/>
-          <w:color w:val="EE0000"/>
-        </w:rPr>
-        <w:t>要件設計実装テストを一直線で遂行する</w:t>
+        <w:t>短いサイクルを何度も繰り返す←→要件設計実装テストを一直線で遂行する</w:t>
       </w:r>
     </w:p>
     <w:p>
@@ -2072,19 +2050,7 @@
         <w:rPr>
           <w:rFonts w:hint="eastAsia"/>
         </w:rPr>
-        <w:t>途中から動くものが少しずつ見えてくる</w:t>
-      </w:r>
-      <w:r>
-        <w:rPr>
-          <w:rFonts w:hint="eastAsia"/>
-        </w:rPr>
-        <w:t>←→</w:t>
-      </w:r>
-      <w:r>
-        <w:rPr>
-          <w:rFonts w:hint="eastAsia"/>
-        </w:rPr>
-        <w:t>最後にまとめて見える</w:t>
+        <w:t>途中から動くものが少しずつ見えてくる←→最後にまとめて見える</w:t>
       </w:r>
     </w:p>
     <w:p>
@@ -2121,13 +2087,7 @@
         <w:rPr>
           <w:rFonts w:hint="eastAsia"/>
         </w:rPr>
-        <w:t>←→</w:t>
-      </w:r>
-      <w:r>
-        <w:rPr>
-          <w:rFonts w:hint="eastAsia"/>
-        </w:rPr>
-        <w:t>得意</w:t>
+        <w:t>←→得意</w:t>
       </w:r>
       <w:r>
         <w:t>(</w:t>
@@ -2164,27 +2124,10 @@
         <w:rPr>
           <w:rFonts w:hint="eastAsia"/>
         </w:rPr>
-        <w:t>大枠を決め、進めながら調整</w:t>
-      </w:r>
-      <w:r>
-        <w:rPr>
-          <w:rFonts w:hint="eastAsia"/>
-        </w:rPr>
-        <w:t>←→</w:t>
-      </w:r>
-      <w:r>
-        <w:rPr>
-          <w:rFonts w:hint="eastAsia"/>
-        </w:rPr>
-        <w:t>最初に全部固める</w:t>
-      </w:r>
-    </w:p>
-    <w:p>
-      <w:pPr>
-        <w:rPr>
-          <w:rFonts w:hint="eastAsia"/>
-        </w:rPr>
-      </w:pPr>
+        <w:t>大枠を決め、進めながら調整←→最初に全部固める</w:t>
+      </w:r>
+    </w:p>
+    <w:p>
       <w:r>
         <w:rPr>
           <w:rFonts w:hint="eastAsia"/>
@@ -2237,16 +2180,10 @@
         <w:rPr>
           <w:rFonts w:hint="eastAsia"/>
         </w:rPr>
-        <w:lastRenderedPageBreak/>
         <w:t>技術的卓越性と優れた設計に対する不断の注意が、機敏さを高める。</w:t>
       </w:r>
     </w:p>
     <w:p>
-      <w:pPr>
-        <w:rPr>
-          <w:rFonts w:hint="eastAsia"/>
-        </w:rPr>
-      </w:pPr>
       <w:r>
         <w:rPr>
           <w:rFonts w:hint="eastAsia"/>
@@ -2331,13 +2268,7 @@
         <w:t>使われていない機能を作るのは純粋な無駄。必要なものだけ作る方が速く、保守も楽。</w:t>
       </w:r>
     </w:p>
-    <w:p>
-      <w:pPr>
-        <w:rPr>
-          <w:rFonts w:hint="eastAsia"/>
-        </w:rPr>
-      </w:pPr>
-    </w:p>
+    <w:p/>
     <w:p>
       <w:pPr>
         <w:pStyle w:val="a9"/>
@@ -2393,13 +2324,7 @@
         <w:t>建築でいうと、間取りや構造設計にあたる。</w:t>
       </w:r>
     </w:p>
-    <w:p>
-      <w:pPr>
-        <w:rPr>
-          <w:rFonts w:hint="eastAsia"/>
-        </w:rPr>
-      </w:pPr>
-    </w:p>
+    <w:p/>
     <w:p>
       <w:pPr>
         <w:pStyle w:val="a9"/>
@@ -2502,7 +2427,7 @@
       </w:r>
     </w:p>
     <w:p>
-      <w:hyperlink r:id="rId14" w:history="1">
+      <w:hyperlink r:id="rId16" w:history="1">
         <w:r>
           <w:rPr>
             <w:rStyle w:val="aa"/>
@@ -2514,9 +2439,6 @@
     <w:p>
       <w:pPr>
         <w:ind w:firstLineChars="50" w:firstLine="105"/>
-        <w:rPr>
-          <w:rFonts w:hint="eastAsia"/>
-        </w:rPr>
       </w:pPr>
       <w:r>
         <w:rPr>
@@ -2533,9 +2455,11 @@
         </w:rPr>
         <w:t>については同リポジトリ内にテキスト「</w:t>
       </w:r>
+      <w:proofErr w:type="spellStart"/>
       <w:r>
         <w:t>CodeDock</w:t>
       </w:r>
+      <w:proofErr w:type="spellEnd"/>
       <w:r>
         <w:rPr>
           <w:rFonts w:hint="eastAsia"/>
@@ -2550,6 +2474,7 @@
           <w:b/>
           <w:sz w:val="28"/>
         </w:rPr>
+        <w:lastRenderedPageBreak/>
         <w:t>「動くコード」と「良いコード」は違う</w:t>
       </w:r>
     </w:p>
@@ -2602,7 +2527,6 @@
     <w:p>
       <w:pPr>
         <w:rPr>
-          <w:rFonts w:hint="eastAsia"/>
           <w:b/>
           <w:bCs/>
         </w:rPr>
@@ -2613,464 +2537,458 @@
           <w:b/>
           <w:bCs/>
         </w:rPr>
+        <w:t>【良い設計】</w:t>
+      </w:r>
+    </w:p>
+    <w:p>
+      <w:r>
+        <w:t xml:space="preserve">1. </w:t>
+      </w:r>
+      <w:r>
+        <w:rPr>
+          <w:bCs/>
+          <w:color w:val="EE0000"/>
+        </w:rPr>
+        <w:t>変えやすい</w:t>
+      </w:r>
+      <w:r>
+        <w:t>：新しいスキル・キャラクターを足すのが、こわくない・早い</w:t>
+      </w:r>
+    </w:p>
+    <w:p>
+      <w:r>
+        <w:t xml:space="preserve">2. </w:t>
+      </w:r>
+      <w:r>
+        <w:rPr>
+          <w:bCs/>
+          <w:color w:val="EE0000"/>
+        </w:rPr>
+        <w:t>壊れにくい</w:t>
+      </w:r>
+      <w:r>
+        <w:t>：1か所いじっても、関係ない所が巻き添えにならない</w:t>
+      </w:r>
+    </w:p>
+    <w:p>
+      <w:r>
+        <w:t xml:space="preserve">3. </w:t>
+      </w:r>
+      <w:r>
+        <w:rPr>
+          <w:bCs/>
+          <w:color w:val="EE0000"/>
+        </w:rPr>
+        <w:t>試しやすい</w:t>
+      </w:r>
+      <w:r>
+        <w:t>：一部分だけ取り出してテスト・確認できる</w:t>
+      </w:r>
+    </w:p>
+    <w:p/>
+    <w:p>
+      <w:r>
+        <w:rPr>
+          <w:color w:val="EE0000"/>
+        </w:rPr>
+        <w:t>「動く」コードは合格点。「変えやすい」コードが目標点。</w:t>
+      </w:r>
+    </w:p>
+    <w:p/>
+    <w:p>
+      <w:r>
+        <w:rPr>
+          <w:b/>
+          <w:sz w:val="28"/>
+        </w:rPr>
+        <w:t>SOLID</w:t>
+      </w:r>
+      <w:r>
+        <w:rPr>
+          <w:rFonts w:hint="eastAsia"/>
+          <w:b/>
+          <w:sz w:val="28"/>
+        </w:rPr>
+        <w:t>原則</w:t>
+      </w:r>
+      <w:r>
+        <w:rPr>
+          <w:b/>
+          <w:sz w:val="28"/>
+        </w:rPr>
+        <w:t>とは？</w:t>
+      </w:r>
+      <w:r>
+        <w:rPr>
+          <w:b/>
+          <w:sz w:val="28"/>
+        </w:rPr>
+        <w:t xml:space="preserve"> </w:t>
+      </w:r>
+      <w:r>
+        <w:rPr>
+          <w:b/>
+          <w:sz w:val="28"/>
+        </w:rPr>
+        <w:t>～5つの道具の地図～</w:t>
+      </w:r>
+    </w:p>
+    <w:p>
+      <w:r>
+        <w:t>SOLID</w:t>
+      </w:r>
+      <w:r>
+        <w:t>(</w:t>
+      </w:r>
+      <w:r>
+        <w:rPr>
+          <w:rFonts w:hint="eastAsia"/>
+        </w:rPr>
+        <w:t>ソリッド</w:t>
+      </w:r>
+      <w:r>
+        <w:t>)</w:t>
+      </w:r>
+      <w:r>
+        <w:t>は、5つの原則の頭文字を並べたものです。</w:t>
+      </w:r>
+    </w:p>
+    <w:p>
+      <w:r>
+        <w:rPr>
+          <w:b/>
+        </w:rPr>
+        <w:t>S</w:t>
+      </w:r>
+      <w:r>
+        <w:rPr>
+          <w:rFonts w:hint="eastAsia"/>
+          <w:b/>
+        </w:rPr>
+        <w:t>「</w:t>
+      </w:r>
+      <w:r>
+        <w:rPr>
+          <w:b/>
+        </w:rPr>
+        <w:t>単一責任の原則</w:t>
+      </w:r>
+      <w:r>
+        <w:rPr>
+          <w:rFonts w:hint="eastAsia"/>
+          <w:b/>
+        </w:rPr>
+        <w:t>」</w:t>
+      </w:r>
+      <w:r>
+        <w:rPr>
+          <w:b/>
+        </w:rPr>
+        <w:tab/>
+      </w:r>
+      <w:r>
+        <w:rPr>
+          <w:b/>
+        </w:rPr>
+        <w:tab/>
+      </w:r>
+      <w:r>
+        <w:rPr>
+          <w:b/>
+        </w:rPr>
+        <w:t>：1クラスの仕事は1つに</w:t>
+      </w:r>
+    </w:p>
+    <w:p>
+      <w:r>
+        <w:rPr>
+          <w:b/>
+        </w:rPr>
+        <w:t>O</w:t>
+      </w:r>
+      <w:r>
+        <w:rPr>
+          <w:rFonts w:hint="eastAsia"/>
+          <w:b/>
+        </w:rPr>
+        <w:t>「</w:t>
+      </w:r>
+      <w:r>
+        <w:rPr>
+          <w:b/>
+        </w:rPr>
+        <w:t>開放閉鎖の原則</w:t>
+      </w:r>
+      <w:r>
+        <w:rPr>
+          <w:rFonts w:hint="eastAsia"/>
+          <w:b/>
+        </w:rPr>
+        <w:t>」</w:t>
+      </w:r>
+      <w:r>
+        <w:rPr>
+          <w:b/>
+        </w:rPr>
+        <w:tab/>
+      </w:r>
+      <w:r>
+        <w:rPr>
+          <w:b/>
+        </w:rPr>
+        <w:tab/>
+      </w:r>
+      <w:r>
+        <w:rPr>
+          <w:b/>
+        </w:rPr>
+        <w:t>：機能追加はOK、既存いじりはNG</w:t>
+      </w:r>
+    </w:p>
+    <w:p>
+      <w:r>
+        <w:rPr>
+          <w:b/>
+        </w:rPr>
+        <w:t>L</w:t>
+      </w:r>
+      <w:r>
+        <w:rPr>
+          <w:rFonts w:hint="eastAsia"/>
+          <w:b/>
+        </w:rPr>
+        <w:t>「</w:t>
+      </w:r>
+      <w:r>
+        <w:rPr>
+          <w:b/>
+        </w:rPr>
+        <w:t>リスコフの置換原則</w:t>
+      </w:r>
+      <w:r>
+        <w:rPr>
+          <w:rFonts w:hint="eastAsia"/>
+          <w:b/>
+        </w:rPr>
+        <w:t>」</w:t>
+      </w:r>
+      <w:r>
+        <w:rPr>
+          <w:b/>
+        </w:rPr>
+        <w:tab/>
+      </w:r>
+      <w:r>
+        <w:rPr>
+          <w:b/>
+        </w:rPr>
+        <w:tab/>
+      </w:r>
+      <w:r>
+        <w:rPr>
+          <w:b/>
+        </w:rPr>
+        <w:t>：子は親の代わりが務まること</w:t>
+      </w:r>
+    </w:p>
+    <w:p>
+      <w:r>
+        <w:rPr>
+          <w:b/>
+        </w:rPr>
+        <w:t>I</w:t>
+      </w:r>
+      <w:r>
+        <w:rPr>
+          <w:rFonts w:hint="eastAsia"/>
+          <w:b/>
+        </w:rPr>
+        <w:t>「</w:t>
+      </w:r>
+      <w:r>
+        <w:rPr>
+          <w:b/>
+        </w:rPr>
+        <w:t>インターフェース分離の原則</w:t>
+      </w:r>
+      <w:r>
+        <w:rPr>
+          <w:rFonts w:hint="eastAsia"/>
+          <w:b/>
+        </w:rPr>
+        <w:t>」</w:t>
+      </w:r>
+      <w:r>
+        <w:rPr>
+          <w:b/>
+        </w:rPr>
+        <w:tab/>
+      </w:r>
+      <w:r>
+        <w:rPr>
+          <w:b/>
+        </w:rPr>
+        <w:t>：使わない機能を押し付けない</w:t>
+      </w:r>
+    </w:p>
+    <w:p>
+      <w:r>
+        <w:rPr>
+          <w:b/>
+        </w:rPr>
+        <w:t>D</w:t>
+      </w:r>
+      <w:r>
+        <w:rPr>
+          <w:rFonts w:hint="eastAsia"/>
+          <w:b/>
+        </w:rPr>
+        <w:t>「</w:t>
+      </w:r>
+      <w:r>
+        <w:rPr>
+          <w:b/>
+        </w:rPr>
+        <w:t>依存性逆転の原則</w:t>
+      </w:r>
+      <w:r>
+        <w:rPr>
+          <w:rFonts w:hint="eastAsia"/>
+          <w:b/>
+        </w:rPr>
+        <w:t>」</w:t>
+      </w:r>
+      <w:r>
+        <w:rPr>
+          <w:b/>
+        </w:rPr>
+        <w:tab/>
+      </w:r>
+      <w:r>
+        <w:rPr>
+          <w:b/>
+        </w:rPr>
+        <w:tab/>
+      </w:r>
+      <w:r>
+        <w:rPr>
+          <w:b/>
+        </w:rPr>
+        <w:t>：具体ではなく抽象に頼る</w:t>
+      </w:r>
+    </w:p>
+    <w:p>
+      <w:r>
+        <w:t>この5つがそろうと、最終的に「新しいキャラクターやスキルを、</w:t>
+      </w:r>
+      <w:r>
+        <w:rPr>
+          <w:color w:val="EE0000"/>
+        </w:rPr>
+        <w:t>既存コードを1行も書き換えずに</w:t>
+      </w:r>
+      <w:r>
+        <w:t>追加できる」状態を目指せます。では1つずつ見ていきましょう。</w:t>
+      </w:r>
+    </w:p>
+    <w:p/>
+    <w:p>
+      <w:r>
+        <w:rPr>
+          <w:b/>
+          <w:sz w:val="28"/>
+        </w:rPr>
+        <w:t>S</w:t>
+      </w:r>
+      <w:r>
+        <w:rPr>
+          <w:rFonts w:hint="eastAsia"/>
+          <w:b/>
+          <w:sz w:val="28"/>
+        </w:rPr>
+        <w:t>「</w:t>
+      </w:r>
+      <w:r>
+        <w:rPr>
+          <w:b/>
+          <w:sz w:val="28"/>
+        </w:rPr>
+        <w:t>単一責任の原則</w:t>
+      </w:r>
+      <w:r>
+        <w:rPr>
+          <w:rFonts w:hint="eastAsia"/>
+          <w:b/>
+          <w:sz w:val="28"/>
+        </w:rPr>
+        <w:t>」</w:t>
+      </w:r>
+    </w:p>
+    <w:p>
+      <w:pPr>
+        <w:rPr>
+          <w:b/>
+        </w:rPr>
+      </w:pPr>
+      <w:r>
+        <w:rPr>
+          <w:b/>
+          <w:color w:val="EE0000"/>
+        </w:rPr>
+        <w:t>S</w:t>
+      </w:r>
+      <w:r>
+        <w:rPr>
+          <w:b/>
+        </w:rPr>
+        <w:t xml:space="preserve">ingle Responsibility </w:t>
+      </w:r>
+      <w:r>
+        <w:rPr>
+          <w:b/>
+        </w:rPr>
+        <w:t>Principle (</w:t>
+      </w:r>
+      <w:r>
+        <w:rPr>
+          <w:b/>
+          <w:color w:val="EE0000"/>
+        </w:rPr>
+        <w:t>SRP</w:t>
+      </w:r>
+      <w:r>
+        <w:rPr>
+          <w:b/>
+        </w:rPr>
+        <w:t>)</w:t>
+      </w:r>
+    </w:p>
+    <w:p>
+      <w:pPr>
+        <w:rPr>
+          <w:b/>
+        </w:rPr>
+      </w:pPr>
+      <w:r>
+        <w:rPr>
+          <w:b/>
+          <w:color w:val="EE0000"/>
+        </w:rPr>
+        <w:t>クラスを変更する理由は、1つだけであるべき。</w:t>
+      </w:r>
+    </w:p>
+    <w:p/>
+    <w:p>
+      <w:r>
+        <w:rPr>
+          <w:b/>
+        </w:rPr>
+        <w:t>【困っていること】1体に全部詰め込んだ「神キャラクター」</w:t>
+      </w:r>
+    </w:p>
+    <w:p>
+      <w:r>
         <w:lastRenderedPageBreak/>
-        <w:t>【良い設計】</w:t>
-      </w:r>
-    </w:p>
-    <w:p>
-      <w:r>
-        <w:t xml:space="preserve">1. </w:t>
-      </w:r>
-      <w:r>
-        <w:rPr>
-          <w:bCs/>
-          <w:color w:val="EE0000"/>
-        </w:rPr>
-        <w:t>変えやすい</w:t>
-      </w:r>
-      <w:r>
-        <w:t>：新しいスキル・キャラクターを足すのが、こわくない・早い</w:t>
-      </w:r>
-    </w:p>
-    <w:p>
-      <w:r>
-        <w:t xml:space="preserve">2. </w:t>
-      </w:r>
-      <w:r>
-        <w:rPr>
-          <w:bCs/>
-          <w:color w:val="EE0000"/>
-        </w:rPr>
-        <w:t>壊れにくい</w:t>
-      </w:r>
-      <w:r>
-        <w:t>：1か所いじっても、関係ない所が巻き添えにならない</w:t>
-      </w:r>
-    </w:p>
-    <w:p>
-      <w:r>
-        <w:t xml:space="preserve">3. </w:t>
-      </w:r>
-      <w:r>
-        <w:rPr>
-          <w:bCs/>
-          <w:color w:val="EE0000"/>
-        </w:rPr>
-        <w:t>試しやすい</w:t>
-      </w:r>
-      <w:r>
-        <w:t>：一部分だけ取り出してテスト・確認できる</w:t>
-      </w:r>
-    </w:p>
-    <w:p/>
-    <w:p>
-      <w:r>
-        <w:rPr>
-          <w:color w:val="EE0000"/>
-        </w:rPr>
-        <w:t>「動く」コードは合格点。「変えやすい」コードが目標点。</w:t>
-      </w:r>
-    </w:p>
-    <w:p/>
-    <w:p>
-      <w:r>
-        <w:rPr>
-          <w:b/>
-          <w:sz w:val="28"/>
-        </w:rPr>
-        <w:t>SOLID</w:t>
-      </w:r>
-      <w:r>
-        <w:rPr>
-          <w:rFonts w:hint="eastAsia"/>
-          <w:b/>
-          <w:sz w:val="28"/>
-        </w:rPr>
-        <w:t>原則</w:t>
-      </w:r>
-      <w:r>
-        <w:rPr>
-          <w:b/>
-          <w:sz w:val="28"/>
-        </w:rPr>
-        <w:t>とは？</w:t>
-      </w:r>
-      <w:r>
-        <w:rPr>
-          <w:b/>
-          <w:sz w:val="28"/>
-        </w:rPr>
-        <w:t xml:space="preserve"> </w:t>
-      </w:r>
-      <w:r>
-        <w:rPr>
-          <w:b/>
-          <w:sz w:val="28"/>
-        </w:rPr>
-        <w:t>～5つの道具の地図～</w:t>
-      </w:r>
-    </w:p>
-    <w:p>
-      <w:r>
-        <w:t>SOLID</w:t>
-      </w:r>
-      <w:r>
-        <w:t>(</w:t>
-      </w:r>
-      <w:r>
-        <w:rPr>
-          <w:rFonts w:hint="eastAsia"/>
-        </w:rPr>
-        <w:t>ソリッド</w:t>
-      </w:r>
-      <w:r>
-        <w:t>)</w:t>
-      </w:r>
-      <w:r>
-        <w:t>は、5つの原則の頭文字を並べたものです。</w:t>
-      </w:r>
-    </w:p>
-    <w:p>
-      <w:r>
-        <w:rPr>
-          <w:b/>
-        </w:rPr>
-        <w:t>S</w:t>
-      </w:r>
-      <w:r>
-        <w:rPr>
-          <w:rFonts w:hint="eastAsia"/>
-          <w:b/>
-        </w:rPr>
-        <w:t>「</w:t>
-      </w:r>
-      <w:r>
-        <w:rPr>
-          <w:b/>
-        </w:rPr>
-        <w:t>単一責任の原則</w:t>
-      </w:r>
-      <w:r>
-        <w:rPr>
-          <w:rFonts w:hint="eastAsia"/>
-          <w:b/>
-        </w:rPr>
-        <w:t>」</w:t>
-      </w:r>
-      <w:r>
-        <w:rPr>
-          <w:b/>
-        </w:rPr>
-        <w:tab/>
-      </w:r>
-      <w:r>
-        <w:rPr>
-          <w:b/>
-        </w:rPr>
-        <w:tab/>
-      </w:r>
-      <w:r>
-        <w:rPr>
-          <w:b/>
-        </w:rPr>
-        <w:t>：1クラスの仕事は1つに</w:t>
-      </w:r>
-    </w:p>
-    <w:p>
-      <w:r>
-        <w:rPr>
-          <w:b/>
-        </w:rPr>
-        <w:t>O</w:t>
-      </w:r>
-      <w:r>
-        <w:rPr>
-          <w:rFonts w:hint="eastAsia"/>
-          <w:b/>
-        </w:rPr>
-        <w:t>「</w:t>
-      </w:r>
-      <w:r>
-        <w:rPr>
-          <w:b/>
-        </w:rPr>
-        <w:t>開放閉鎖の原則</w:t>
-      </w:r>
-      <w:r>
-        <w:rPr>
-          <w:rFonts w:hint="eastAsia"/>
-          <w:b/>
-        </w:rPr>
-        <w:t>」</w:t>
-      </w:r>
-      <w:r>
-        <w:rPr>
-          <w:b/>
-        </w:rPr>
-        <w:tab/>
-      </w:r>
-      <w:r>
-        <w:rPr>
-          <w:b/>
-        </w:rPr>
-        <w:tab/>
-      </w:r>
-      <w:r>
-        <w:rPr>
-          <w:b/>
-        </w:rPr>
-        <w:t>：機能追加はOK、既存いじりはNG</w:t>
-      </w:r>
-    </w:p>
-    <w:p>
-      <w:r>
-        <w:rPr>
-          <w:b/>
-        </w:rPr>
-        <w:t>L</w:t>
-      </w:r>
-      <w:r>
-        <w:rPr>
-          <w:rFonts w:hint="eastAsia"/>
-          <w:b/>
-        </w:rPr>
-        <w:t>「</w:t>
-      </w:r>
-      <w:r>
-        <w:rPr>
-          <w:b/>
-        </w:rPr>
-        <w:t>リスコフの置換原則</w:t>
-      </w:r>
-      <w:r>
-        <w:rPr>
-          <w:rFonts w:hint="eastAsia"/>
-          <w:b/>
-        </w:rPr>
-        <w:t>」</w:t>
-      </w:r>
-      <w:r>
-        <w:rPr>
-          <w:b/>
-        </w:rPr>
-        <w:tab/>
-      </w:r>
-      <w:r>
-        <w:rPr>
-          <w:b/>
-        </w:rPr>
-        <w:tab/>
-      </w:r>
-      <w:r>
-        <w:rPr>
-          <w:b/>
-        </w:rPr>
-        <w:t>：子は親の代わりが務まること</w:t>
-      </w:r>
-    </w:p>
-    <w:p>
-      <w:r>
-        <w:rPr>
-          <w:b/>
-        </w:rPr>
-        <w:t>I</w:t>
-      </w:r>
-      <w:r>
-        <w:rPr>
-          <w:rFonts w:hint="eastAsia"/>
-          <w:b/>
-        </w:rPr>
-        <w:t>「</w:t>
-      </w:r>
-      <w:r>
-        <w:rPr>
-          <w:b/>
-        </w:rPr>
-        <w:t>インターフェース分離の原則</w:t>
-      </w:r>
-      <w:r>
-        <w:rPr>
-          <w:rFonts w:hint="eastAsia"/>
-          <w:b/>
-        </w:rPr>
-        <w:t>」</w:t>
-      </w:r>
-      <w:r>
-        <w:rPr>
-          <w:b/>
-        </w:rPr>
-        <w:tab/>
-      </w:r>
-      <w:r>
-        <w:rPr>
-          <w:b/>
-        </w:rPr>
-        <w:t>：使わない機能を押し付けない</w:t>
-      </w:r>
-    </w:p>
-    <w:p>
-      <w:r>
-        <w:rPr>
-          <w:b/>
-        </w:rPr>
-        <w:t>D</w:t>
-      </w:r>
-      <w:r>
-        <w:rPr>
-          <w:rFonts w:hint="eastAsia"/>
-          <w:b/>
-        </w:rPr>
-        <w:t>「</w:t>
-      </w:r>
-      <w:r>
-        <w:rPr>
-          <w:b/>
-        </w:rPr>
-        <w:t>依存性逆転の原則</w:t>
-      </w:r>
-      <w:r>
-        <w:rPr>
-          <w:rFonts w:hint="eastAsia"/>
-          <w:b/>
-        </w:rPr>
-        <w:t>」</w:t>
-      </w:r>
-      <w:r>
-        <w:rPr>
-          <w:b/>
-        </w:rPr>
-        <w:tab/>
-      </w:r>
-      <w:r>
-        <w:rPr>
-          <w:b/>
-        </w:rPr>
-        <w:tab/>
-      </w:r>
-      <w:r>
-        <w:rPr>
-          <w:b/>
-        </w:rPr>
-        <w:t>：具体ではなく抽象に頼る</w:t>
-      </w:r>
-    </w:p>
-    <w:p>
-      <w:r>
-        <w:t>この5つがそろうと、最終的に「新しいキャラクターやスキルを、</w:t>
-      </w:r>
-      <w:r>
-        <w:rPr>
-          <w:color w:val="EE0000"/>
-        </w:rPr>
-        <w:t>既存コードを1行も書き換えずに</w:t>
-      </w:r>
-      <w:r>
-        <w:t>追加できる」状態を目指せます。では1つずつ見ていきましょう。</w:t>
-      </w:r>
-    </w:p>
-    <w:p/>
-    <w:p>
-      <w:r>
-        <w:rPr>
-          <w:b/>
-          <w:sz w:val="28"/>
-        </w:rPr>
-        <w:t>S</w:t>
-      </w:r>
-      <w:r>
-        <w:rPr>
-          <w:rFonts w:hint="eastAsia"/>
-          <w:b/>
-          <w:sz w:val="28"/>
-        </w:rPr>
-        <w:t>「</w:t>
-      </w:r>
-      <w:r>
-        <w:rPr>
-          <w:b/>
-          <w:sz w:val="28"/>
-        </w:rPr>
-        <w:t>単一責任の原則</w:t>
-      </w:r>
-      <w:r>
-        <w:rPr>
-          <w:rFonts w:hint="eastAsia"/>
-          <w:b/>
-          <w:sz w:val="28"/>
-        </w:rPr>
-        <w:t>」</w:t>
-      </w:r>
-    </w:p>
-    <w:p>
-      <w:pPr>
-        <w:rPr>
-          <w:b/>
-        </w:rPr>
-      </w:pPr>
-      <w:r>
-        <w:rPr>
-          <w:b/>
-          <w:color w:val="EE0000"/>
-        </w:rPr>
-        <w:t>S</w:t>
-      </w:r>
-      <w:r>
-        <w:rPr>
-          <w:b/>
-        </w:rPr>
-        <w:t xml:space="preserve">ingle Responsibility </w:t>
-      </w:r>
-      <w:r>
-        <w:rPr>
-          <w:b/>
-        </w:rPr>
-        <w:t>Principle (</w:t>
-      </w:r>
-      <w:r>
-        <w:rPr>
-          <w:b/>
-          <w:color w:val="EE0000"/>
-        </w:rPr>
-        <w:t>SRP</w:t>
-      </w:r>
-      <w:r>
-        <w:rPr>
-          <w:b/>
-        </w:rPr>
-        <w:t>)</w:t>
-      </w:r>
-    </w:p>
-    <w:p>
-      <w:pPr>
-        <w:rPr>
-          <w:b/>
-        </w:rPr>
-      </w:pPr>
-      <w:r>
-        <w:rPr>
-          <w:b/>
-          <w:color w:val="EE0000"/>
-        </w:rPr>
-        <w:t>クラスを変更する理由は、1つだけであるべき。</w:t>
-      </w:r>
-    </w:p>
-    <w:p>
-      <w:pPr>
-        <w:rPr>
-          <w:rFonts w:hint="eastAsia"/>
-        </w:rPr>
-      </w:pPr>
-    </w:p>
-    <w:p>
-      <w:r>
-        <w:rPr>
-          <w:b/>
-        </w:rPr>
-        <w:t>【困っていること】1体に全部詰め込んだ「神キャラクター」</w:t>
-      </w:r>
-    </w:p>
-    <w:p>
-      <w:r>
         <w:t>下のコードは、1つのCharacterクラスに「ダメージ計算・属性相性・効果音演出・経験値」を全部詰め込んだものです。</w:t>
       </w:r>
     </w:p>
@@ -3088,7 +3006,6 @@
           <w:noProof/>
           <w:sz w:val="18"/>
         </w:rPr>
-        <w:lastRenderedPageBreak/>
         <mc:AlternateContent>
           <mc:Choice Requires="wps">
             <w:drawing>
@@ -3521,6 +3438,7 @@
       <w:r>
         <w:rPr>
           <w:rFonts w:ascii="Consolas" w:eastAsia="Consolas" w:hAnsi="Consolas"/>
+          <w:noProof/>
           <w:sz w:val="18"/>
         </w:rPr>
         <w:drawing>
@@ -3539,7 +3457,7 @@
                     <pic:cNvPicPr/>
                   </pic:nvPicPr>
                   <pic:blipFill>
-                    <a:blip r:embed="rId15"/>
+                    <a:blip r:embed="rId17"/>
                     <a:stretch>
                       <a:fillRect/>
                     </a:stretch>
@@ -3660,6 +3578,9 @@
         <w:jc w:val="center"/>
       </w:pPr>
       <w:r>
+        <w:rPr>
+          <w:noProof/>
+        </w:rPr>
         <w:lastRenderedPageBreak/>
         <w:drawing>
           <wp:inline distT="0" distB="0" distL="0" distR="0" wp14:anchorId="03519959" wp14:editId="214606C7">
@@ -3677,7 +3598,7 @@
                     <pic:cNvPicPr/>
                   </pic:nvPicPr>
                   <pic:blipFill>
-                    <a:blip r:embed="rId16"/>
+                    <a:blip r:embed="rId18"/>
                     <a:stretch>
                       <a:fillRect/>
                     </a:stretch>
@@ -3704,6 +3625,9 @@
         <w:jc w:val="center"/>
       </w:pPr>
       <w:r>
+        <w:rPr>
+          <w:noProof/>
+        </w:rPr>
         <w:drawing>
           <wp:inline distT="0" distB="0" distL="0" distR="0" wp14:anchorId="473D3015" wp14:editId="19E5C944">
             <wp:extent cx="5400040" cy="2319020"/>
@@ -3720,7 +3644,7 @@
                     <pic:cNvPicPr/>
                   </pic:nvPicPr>
                   <pic:blipFill>
-                    <a:blip r:embed="rId17"/>
+                    <a:blip r:embed="rId19"/>
                     <a:stretch>
                       <a:fillRect/>
                     </a:stretch>
@@ -3744,7 +3668,15 @@
     <w:p/>
     <w:p>
       <w:r>
-        <w:t>これで「演出を派手にする」修正はBattleFeedbackだけ、経験値の修正は経験値クラスだけ。</w:t>
+        <w:t>これで「演出を派手にする」修正は</w:t>
+      </w:r>
+      <w:proofErr w:type="spellStart"/>
+      <w:r>
+        <w:t>BattleFeedback</w:t>
+      </w:r>
+      <w:proofErr w:type="spellEnd"/>
+      <w:r>
+        <w:t>だけ、経験値の修正は経験値クラスだけ。</w:t>
       </w:r>
       <w:r>
         <w:rPr>
@@ -3855,6 +3787,9 @@
     </w:p>
     <w:p>
       <w:r>
+        <w:rPr>
+          <w:noProof/>
+        </w:rPr>
         <w:drawing>
           <wp:inline distT="0" distB="0" distL="0" distR="0" wp14:anchorId="0220E426" wp14:editId="155DF23B">
             <wp:extent cx="5400040" cy="2205990"/>
@@ -3871,7 +3806,7 @@
                     <pic:cNvPicPr/>
                   </pic:nvPicPr>
                   <pic:blipFill>
-                    <a:blip r:embed="rId18"/>
+                    <a:blip r:embed="rId20"/>
                     <a:stretch>
                       <a:fillRect/>
                     </a:stretch>
@@ -3940,6 +3875,9 @@
     </w:p>
     <w:p>
       <w:r>
+        <w:rPr>
+          <w:noProof/>
+        </w:rPr>
         <w:drawing>
           <wp:inline distT="0" distB="0" distL="0" distR="0" wp14:anchorId="1CBD1527" wp14:editId="11111FB2">
             <wp:extent cx="5400040" cy="2294890"/>
@@ -3956,7 +3894,7 @@
                     <pic:cNvPicPr/>
                   </pic:nvPicPr>
                   <pic:blipFill>
-                    <a:blip r:embed="rId19"/>
+                    <a:blip r:embed="rId21"/>
                     <a:stretch>
                       <a:fillRect/>
                     </a:stretch>
@@ -3978,7 +3916,31 @@
       </w:r>
       <w:r>
         <w:lastRenderedPageBreak/>
-        <w:t>スキル自体もinterface IMove { void Use(...); }を作り、スキル1種類＝1クラスにすれば、新スキルは</w:t>
+        <w:t xml:space="preserve">スキル自体もinterface </w:t>
+      </w:r>
+      <w:proofErr w:type="spellStart"/>
+      <w:r>
+        <w:t>IMove</w:t>
+      </w:r>
+      <w:proofErr w:type="spellEnd"/>
+      <w:r>
+        <w:t xml:space="preserve"> { void Use(</w:t>
+      </w:r>
+      <w:proofErr w:type="gramStart"/>
+      <w:r>
+        <w:t>...</w:t>
+      </w:r>
+      <w:proofErr w:type="gramEnd"/>
+      <w:r>
+        <w:t>)</w:t>
+      </w:r>
+      <w:proofErr w:type="gramStart"/>
+      <w:r>
+        <w:t>; }を</w:t>
+      </w:r>
+      <w:proofErr w:type="gramEnd"/>
+      <w:r>
+        <w:t>作り、スキル1種類＝1クラスにすれば、新スキルは</w:t>
       </w:r>
       <w:r>
         <w:rPr>
@@ -4029,6 +3991,7 @@
           <w:b/>
         </w:rPr>
       </w:pPr>
+      <w:proofErr w:type="spellStart"/>
       <w:r>
         <w:rPr>
           <w:b/>
@@ -4040,7 +4003,14 @@
         <w:rPr>
           <w:b/>
         </w:rPr>
-        <w:t xml:space="preserve">iskov Substitution </w:t>
+        <w:t>iskov</w:t>
+      </w:r>
+      <w:proofErr w:type="spellEnd"/>
+      <w:r>
+        <w:rPr>
+          <w:b/>
+        </w:rPr>
+        <w:t xml:space="preserve"> Substitution </w:t>
       </w:r>
       <w:r>
         <w:rPr>
@@ -4065,7 +4035,6 @@
     <w:p>
       <w:pPr>
         <w:rPr>
-          <w:rFonts w:hint="eastAsia"/>
           <w:b/>
           <w:color w:val="EE0000"/>
         </w:rPr>
@@ -4119,6 +4088,9 @@
     </w:p>
     <w:p>
       <w:r>
+        <w:rPr>
+          <w:noProof/>
+        </w:rPr>
         <w:drawing>
           <wp:inline distT="0" distB="0" distL="0" distR="0" wp14:anchorId="1107E1DA" wp14:editId="6DFED8D0">
             <wp:extent cx="5400040" cy="3083560"/>
@@ -4135,7 +4107,7 @@
                     <pic:cNvPicPr/>
                   </pic:nvPicPr>
                   <pic:blipFill>
-                    <a:blip r:embed="rId20"/>
+                    <a:blip r:embed="rId22"/>
                     <a:stretch>
                       <a:fillRect/>
                     </a:stretch>
@@ -4214,6 +4186,9 @@
     </w:p>
     <w:p>
       <w:r>
+        <w:rPr>
+          <w:noProof/>
+        </w:rPr>
         <w:lastRenderedPageBreak/>
         <w:drawing>
           <wp:inline distT="0" distB="0" distL="0" distR="0" wp14:anchorId="2663C409" wp14:editId="5ADEEFEE">
@@ -4231,7 +4206,7 @@
                     <pic:cNvPicPr/>
                   </pic:nvPicPr>
                   <pic:blipFill>
-                    <a:blip r:embed="rId21"/>
+                    <a:blip r:embed="rId23"/>
                     <a:stretch>
                       <a:fillRect/>
                     </a:stretch>
@@ -4416,6 +4391,9 @@
     </w:p>
     <w:p>
       <w:r>
+        <w:rPr>
+          <w:noProof/>
+        </w:rPr>
         <w:drawing>
           <wp:inline distT="0" distB="0" distL="0" distR="0" wp14:anchorId="35BEBF55" wp14:editId="5F8F3156">
             <wp:extent cx="3086496" cy="2121966"/>
@@ -4432,7 +4410,7 @@
                     <pic:cNvPicPr/>
                   </pic:nvPicPr>
                   <pic:blipFill>
-                    <a:blip r:embed="rId22"/>
+                    <a:blip r:embed="rId24"/>
                     <a:stretch>
                       <a:fillRect/>
                     </a:stretch>
@@ -4459,6 +4437,9 @@
         <w:t xml:space="preserve"> </w:t>
       </w:r>
       <w:r>
+        <w:rPr>
+          <w:noProof/>
+        </w:rPr>
         <w:lastRenderedPageBreak/>
         <w:drawing>
           <wp:inline distT="0" distB="0" distL="0" distR="0" wp14:anchorId="141C373B" wp14:editId="1F62C431">
@@ -4476,7 +4457,7 @@
                     <pic:cNvPicPr/>
                   </pic:nvPicPr>
                   <pic:blipFill>
-                    <a:blip r:embed="rId23"/>
+                    <a:blip r:embed="rId25"/>
                     <a:stretch>
                       <a:fillRect/>
                     </a:stretch>
@@ -4522,6 +4503,9 @@
     </w:p>
     <w:p>
       <w:r>
+        <w:rPr>
+          <w:noProof/>
+        </w:rPr>
         <w:drawing>
           <wp:inline distT="0" distB="0" distL="0" distR="0" wp14:anchorId="2936CA8A" wp14:editId="481D61DA">
             <wp:extent cx="5400040" cy="1194435"/>
@@ -4538,7 +4522,7 @@
                     <pic:cNvPicPr/>
                   </pic:nvPicPr>
                   <pic:blipFill>
-                    <a:blip r:embed="rId24"/>
+                    <a:blip r:embed="rId26"/>
                     <a:stretch>
                       <a:fillRect/>
                     </a:stretch>
@@ -4573,19 +4557,8 @@
         <w:t>を持てます。「攻撃できる」と「進化できる」は別の約束、というわけですね。</w:t>
       </w:r>
     </w:p>
-    <w:p>
-      <w:pPr>
-        <w:rPr>
-          <w:rFonts w:hint="eastAsia"/>
-        </w:rPr>
-      </w:pPr>
-    </w:p>
-    <w:p>
-      <w:pPr>
-        <w:rPr>
-          <w:rFonts w:hint="eastAsia"/>
-        </w:rPr>
-      </w:pPr>
+    <w:p/>
+    <w:p>
       <w:r>
         <w:rPr>
           <w:rFonts w:hint="eastAsia"/>
@@ -4611,13 +4584,7 @@
         <w:t>になり、むしろコードの可読性や保守性が低下することがあります。分けるべきかを判断し、過剰な細分化は辞めておきましょう。</w:t>
       </w:r>
     </w:p>
-    <w:p>
-      <w:pPr>
-        <w:rPr>
-          <w:rFonts w:hint="eastAsia"/>
-        </w:rPr>
-      </w:pPr>
-    </w:p>
+    <w:p/>
     <w:p>
       <w:r>
         <w:rPr>
@@ -4710,13 +4677,7 @@
         <w:t>具体的なものではなく、抽象（できることの約束）に頼るべき。</w:t>
       </w:r>
     </w:p>
-    <w:p>
-      <w:pPr>
-        <w:rPr>
-          <w:rFonts w:hint="eastAsia"/>
-        </w:rPr>
-      </w:pPr>
-    </w:p>
+    <w:p/>
     <w:p>
       <w:r>
         <w:rPr>
@@ -4727,6 +4688,9 @@
     </w:p>
     <w:p>
       <w:r>
+        <w:rPr>
+          <w:noProof/>
+        </w:rPr>
         <w:lastRenderedPageBreak/>
         <w:drawing>
           <wp:inline distT="0" distB="0" distL="0" distR="0" wp14:anchorId="3C678671" wp14:editId="5A39F972">
@@ -4744,7 +4708,7 @@
                     <pic:cNvPicPr/>
                   </pic:nvPicPr>
                   <pic:blipFill>
-                    <a:blip r:embed="rId25"/>
+                    <a:blip r:embed="rId27"/>
                     <a:stretch>
                       <a:fillRect/>
                     </a:stretch>
@@ -4815,6 +4779,9 @@
     </w:p>
     <w:p>
       <w:r>
+        <w:rPr>
+          <w:noProof/>
+        </w:rPr>
         <w:drawing>
           <wp:inline distT="0" distB="0" distL="0" distR="0" wp14:anchorId="6694F2DC" wp14:editId="226DA0EA">
             <wp:extent cx="5400040" cy="3071495"/>
@@ -4831,7 +4798,7 @@
                     <pic:cNvPicPr/>
                   </pic:nvPicPr>
                   <pic:blipFill>
-                    <a:blip r:embed="rId26"/>
+                    <a:blip r:embed="rId28"/>
                     <a:stretch>
                       <a:fillRect/>
                     </a:stretch>
@@ -4875,11 +4842,6 @@
       </w:r>
     </w:p>
     <w:p>
-      <w:pPr>
-        <w:rPr>
-          <w:rFonts w:hint="eastAsia"/>
-        </w:rPr>
-      </w:pPr>
       <w:r>
         <w:t xml:space="preserve">・「ここを直すと、関係ない所まで壊れる」 → </w:t>
       </w:r>
@@ -5038,13 +5000,7 @@
       </w:r>
     </w:p>
     <w:p/>
-    <w:p>
-      <w:pPr>
-        <w:rPr>
-          <w:rFonts w:hint="eastAsia"/>
-        </w:rPr>
-      </w:pPr>
-    </w:p>
+    <w:p/>
     <w:p>
       <w:pPr>
         <w:rPr>
@@ -5087,7 +5043,7 @@
       <w:r>
         <w:t xml:space="preserve">6000.3.9f1( </w:t>
       </w:r>
-      <w:hyperlink r:id="rId27" w:history="1">
+      <w:hyperlink r:id="rId29" w:history="1">
         <w:r>
           <w:rPr>
             <w:rStyle w:val="aa"/>
@@ -5106,14 +5062,24 @@
         </w:rPr>
         <w:t>リポジトリ：</w:t>
       </w:r>
-      <w:hyperlink r:id="rId28" w:history="1">
-        <w:r>
-          <w:rPr>
-            <w:rStyle w:val="aa"/>
-          </w:rPr>
-          <w:t>https://github.com/Ukun115/TeachingMaterials.git</w:t>
-        </w:r>
-      </w:hyperlink>
+      <w:r>
+        <w:fldChar w:fldCharType="begin"/>
+      </w:r>
+      <w:r>
+        <w:instrText>HYPERLINK "https://github.com/Ukun115/TeachingMaterials.git"</w:instrText>
+      </w:r>
+      <w:r>
+        <w:fldChar w:fldCharType="separate"/>
+      </w:r>
+      <w:r>
+        <w:rPr>
+          <w:rStyle w:val="aa"/>
+        </w:rPr>
+        <w:t>https://github.com/Ukun115/TeachingMaterials.git</w:t>
+      </w:r>
+      <w:r>
+        <w:fldChar w:fldCharType="end"/>
+      </w:r>
     </w:p>
     <w:p>
       <w:r>
@@ -5122,11 +5088,13 @@
         </w:rPr>
         <w:t>サンプルプロジェクト場所：リポジトリの</w:t>
       </w:r>
-      <w:r>
-        <w:t>UnitySample/</w:t>
-      </w:r>
-      <w:r>
-        <w:t>SOLID</w:t>
+      <w:proofErr w:type="spellStart"/>
+      <w:r>
+        <w:t>UnitySample</w:t>
+      </w:r>
+      <w:proofErr w:type="spellEnd"/>
+      <w:r>
+        <w:t>/SOLID</w:t>
       </w:r>
       <w:r>
         <w:rPr>
@@ -5162,7 +5130,6 @@
     <w:p>
       <w:pPr>
         <w:rPr>
-          <w:rFonts w:hint="eastAsia"/>
           <w:b/>
           <w:bCs/>
           <w:sz w:val="28"/>
@@ -5223,7 +5190,7 @@
           <w:numId w:val="2"/>
         </w:numPr>
       </w:pPr>
-      <w:hyperlink r:id="rId29" w:history="1">
+      <w:hyperlink r:id="rId30" w:history="1">
         <w:r>
           <w:rPr>
             <w:rStyle w:val="aa"/>
@@ -5240,7 +5207,7 @@
           <w:numId w:val="2"/>
         </w:numPr>
       </w:pPr>
-      <w:hyperlink r:id="rId30" w:history="1">
+      <w:hyperlink r:id="rId31" w:history="1">
         <w:r>
           <w:rPr>
             <w:rStyle w:val="aa"/>
@@ -5257,30 +5224,14 @@
           <w:numId w:val="2"/>
         </w:numPr>
       </w:pPr>
-      <w:r>
-        <w:fldChar w:fldCharType="begin"/>
-      </w:r>
-      <w:r>
-        <w:instrText>HYPERLINK "</w:instrText>
-      </w:r>
-      <w:r>
-        <w:instrText>https://www.fil.univ-lille.fr/~routier/enseignement/licence/coo/cours/Principles_and_Patterns.pdf</w:instrText>
-      </w:r>
-      <w:r>
-        <w:instrText>"</w:instrText>
-      </w:r>
-      <w:r>
-        <w:fldChar w:fldCharType="separate"/>
-      </w:r>
-      <w:r>
-        <w:rPr>
-          <w:rStyle w:val="aa"/>
-        </w:rPr>
-        <w:t>https://www.fil.univ-lille.fr/~routier/enseignement/licence/coo/cours/Principles_and_Patterns.pdf</w:t>
-      </w:r>
-      <w:r>
-        <w:fldChar w:fldCharType="end"/>
-      </w:r>
+      <w:hyperlink r:id="rId32" w:history="1">
+        <w:r>
+          <w:rPr>
+            <w:rStyle w:val="aa"/>
+          </w:rPr>
+          <w:t>https://www.fil.univ-lille.fr/~routier/enseignement/licence/coo/cours/Principles_and_Patterns.pdf</w:t>
+        </w:r>
+      </w:hyperlink>
     </w:p>
     <w:p>
       <w:pPr>
@@ -5290,7 +5241,7 @@
           <w:numId w:val="2"/>
         </w:numPr>
       </w:pPr>
-      <w:hyperlink r:id="rId31" w:history="1">
+      <w:hyperlink r:id="rId33" w:history="1">
         <w:r>
           <w:rPr>
             <w:rStyle w:val="aa"/>
@@ -5309,8 +5260,8 @@
       </w:pPr>
     </w:p>
     <w:sectPr>
-      <w:footerReference w:type="even" r:id="rId32"/>
-      <w:footerReference w:type="default" r:id="rId33"/>
+      <w:footerReference w:type="even" r:id="rId34"/>
+      <w:footerReference w:type="default" r:id="rId35"/>
       <w:pgSz w:w="11906" w:h="16838"/>
       <w:pgMar w:top="1985" w:right="1701" w:bottom="1701" w:left="1701" w:header="851" w:footer="992" w:gutter="0"/>
       <w:lnNumType w:countBy="1" w:restart="continuous"/>

--- a/TextBook/SOLID原則.docx
+++ b/TextBook/SOLID原則.docx
@@ -6,6 +6,7 @@
       <w:pPr>
         <w:jc w:val="center"/>
         <w:rPr>
+          <w:rFonts w:hint="eastAsia"/>
           <w:b/>
           <w:sz w:val="32"/>
         </w:rPr>
@@ -813,7 +814,7 @@
           <w:noProof/>
         </w:rPr>
         <w:drawing>
-          <wp:inline distT="0" distB="0" distL="0" distR="0" wp14:anchorId="37068902" wp14:editId="76685E78">
+          <wp:inline distT="0" distB="0" distL="0" distR="0" wp14:anchorId="37068902" wp14:editId="0D19ED61">
             <wp:extent cx="2388999" cy="2388999"/>
             <wp:effectExtent l="0" t="0" r="0" b="0"/>
             <wp:docPr id="345515224" name="図 2"/>
@@ -1309,13 +1310,7 @@
         </w:drawing>
       </w:r>
     </w:p>
-    <w:p>
-      <w:pPr>
-        <w:rPr>
-          <w:rFonts w:hint="eastAsia"/>
-        </w:rPr>
-      </w:pPr>
-    </w:p>
+    <w:p/>
     <w:p>
       <w:pPr>
         <w:rPr>
@@ -1330,6 +1325,28 @@
           <w:bCs/>
         </w:rPr>
         <w:t>【アジャイルソフトウェア開発宣言】</w:t>
+      </w:r>
+    </w:p>
+    <w:p>
+      <w:pPr>
+        <w:rPr>
+          <w:b/>
+          <w:bCs/>
+        </w:rPr>
+      </w:pPr>
+      <w:r>
+        <w:rPr>
+          <w:rFonts w:hint="eastAsia"/>
+          <w:bCs/>
+        </w:rPr>
+        <w:t>より価値が高く柔軟な開発手法</w:t>
+      </w:r>
+      <w:r>
+        <w:rPr>
+          <w:rFonts w:hint="eastAsia"/>
+          <w:bCs/>
+        </w:rPr>
+        <w:t>を記した文書</w:t>
       </w:r>
     </w:p>
     <w:p>
@@ -1679,14 +1696,8 @@
         <w:rPr>
           <w:rFonts w:hint="eastAsia"/>
         </w:rPr>
-        <w:t>要求の変更はたとえ開発の後期であっても歓迎する。変化を味方につけ、顧客の競争</w:t>
-      </w:r>
-      <w:r>
-        <w:rPr>
-          <w:rFonts w:hint="eastAsia"/>
-        </w:rPr>
         <w:lastRenderedPageBreak/>
-        <w:t>力を引き上げる。</w:t>
+        <w:t>要求の変更はたとえ開発の後期であっても歓迎する。変化を味方につけ、顧客の競争力を引き上げる。</w:t>
       </w:r>
     </w:p>
     <w:p>
@@ -1704,7 +1715,6 @@
         <w:t>ビジネスの環境、流行りは動く。あとから出た良いアイデアを取り込めるチームの方が、結果として顧客勝負に勝てる。</w:t>
       </w:r>
     </w:p>
-    <w:p/>
     <w:p/>
     <w:p>
       <w:pPr>
@@ -2031,7 +2041,49 @@
           <w:rFonts w:hint="eastAsia"/>
           <w:color w:val="EE0000"/>
         </w:rPr>
-        <w:t>短いサイクルを何度も繰り返す←→要件設計実装テストを一直線で遂行する</w:t>
+        <w:t>短いサイクルを何度も繰り返す←→要件</w:t>
+      </w:r>
+      <w:r>
+        <w:rPr>
+          <w:rFonts w:hint="eastAsia"/>
+          <w:color w:val="EE0000"/>
+        </w:rPr>
+        <w:t>→</w:t>
+      </w:r>
+      <w:r>
+        <w:rPr>
+          <w:rFonts w:hint="eastAsia"/>
+          <w:color w:val="EE0000"/>
+        </w:rPr>
+        <w:t>設計</w:t>
+      </w:r>
+      <w:r>
+        <w:rPr>
+          <w:rFonts w:hint="eastAsia"/>
+          <w:color w:val="EE0000"/>
+        </w:rPr>
+        <w:t>→</w:t>
+      </w:r>
+      <w:r>
+        <w:rPr>
+          <w:rFonts w:hint="eastAsia"/>
+          <w:color w:val="EE0000"/>
+        </w:rPr>
+        <w:t>実装</w:t>
+      </w:r>
+      <w:r>
+        <w:rPr>
+          <w:rFonts w:hint="eastAsia"/>
+          <w:color w:val="EE0000"/>
+        </w:rPr>
+        <w:t>→</w:t>
+      </w:r>
+      <w:r>
+        <w:rPr>
+          <w:rFonts w:hint="eastAsia"/>
+          <w:color w:val="EE0000"/>
+        </w:rPr>
+        <w:t>テストを一直線で遂行する</w:t>
       </w:r>
     </w:p>
     <w:p>
@@ -2069,6 +2121,30 @@
         <w:rPr>
           <w:rFonts w:hint="eastAsia"/>
         </w:rPr>
+        <w:t>得意</w:t>
+      </w:r>
+      <w:r>
+        <w:t>(</w:t>
+      </w:r>
+      <w:r>
+        <w:rPr>
+          <w:rFonts w:hint="eastAsia"/>
+        </w:rPr>
+        <w:t>途中でも変更が容易</w:t>
+      </w:r>
+      <w:r>
+        <w:t>)</w:t>
+      </w:r>
+      <w:r>
+        <w:rPr>
+          <w:rFonts w:hint="eastAsia"/>
+        </w:rPr>
+        <w:t>←→</w:t>
+      </w:r>
+      <w:r>
+        <w:rPr>
+          <w:rFonts w:hint="eastAsia"/>
+        </w:rPr>
         <w:t>苦手</w:t>
       </w:r>
       <w:r>
@@ -2083,30 +2159,6 @@
       <w:r>
         <w:t>)</w:t>
       </w:r>
-      <w:r>
-        <w:rPr>
-          <w:rFonts w:hint="eastAsia"/>
-        </w:rPr>
-        <w:t>←→得意</w:t>
-      </w:r>
-      <w:r>
-        <w:t>(</w:t>
-      </w:r>
-      <w:r>
-        <w:rPr>
-          <w:rFonts w:hint="eastAsia"/>
-        </w:rPr>
-        <w:t>途中でも変更が</w:t>
-      </w:r>
-      <w:r>
-        <w:rPr>
-          <w:rFonts w:hint="eastAsia"/>
-        </w:rPr>
-        <w:t>容易</w:t>
-      </w:r>
-      <w:r>
-        <w:t>)</w:t>
-      </w:r>
     </w:p>
     <w:p>
       <w:r>
@@ -2128,6 +2180,9 @@
       </w:r>
     </w:p>
     <w:p>
+      <w:pPr>
+        <w:ind w:firstLineChars="50" w:firstLine="105"/>
+      </w:pPr>
       <w:r>
         <w:rPr>
           <w:rFonts w:hint="eastAsia"/>
@@ -2180,7 +2235,19 @@
         <w:rPr>
           <w:rFonts w:hint="eastAsia"/>
         </w:rPr>
-        <w:t>技術的卓越性と優れた設計に対する不断の注意が、機敏さを高める。</w:t>
+        <w:t>技術的卓越性と優れた設計に対する</w:t>
+      </w:r>
+      <w:r>
+        <w:rPr>
+          <w:rFonts w:hint="eastAsia"/>
+        </w:rPr>
+        <w:t>継続的な</w:t>
+      </w:r>
+      <w:r>
+        <w:rPr>
+          <w:rFonts w:hint="eastAsia"/>
+        </w:rPr>
+        <w:t>注意が、機敏さを高める。</w:t>
       </w:r>
     </w:p>
     <w:p>
@@ -2301,7 +2368,21 @@
           <w:rFonts w:hint="eastAsia"/>
           <w:color w:val="EE0000"/>
         </w:rPr>
-        <w:t>現場を一番知るのは作っている本人たち。自律したチームの方が良いアーキテクチャを生む。</w:t>
+        <w:t>現場を一番知るのは作っている本人たち。</w:t>
+      </w:r>
+      <w:r>
+        <w:rPr>
+          <w:rFonts w:hint="eastAsia"/>
+          <w:color w:val="EE0000"/>
+        </w:rPr>
+        <w:t>一人一人が</w:t>
+      </w:r>
+      <w:r>
+        <w:rPr>
+          <w:rFonts w:hint="eastAsia"/>
+          <w:color w:val="EE0000"/>
+        </w:rPr>
+        <w:t>自律したチームの方が良いアーキテクチャを生む。</w:t>
       </w:r>
     </w:p>
     <w:p>
